--- a/blog/herofincorp/suit-filed-cibil/What Is Suit Filed and How to Remove It in CIBIL Report.docx
+++ b/blog/herofincorp/suit-filed-cibil/What Is Suit Filed and How to Remove It in CIBIL Report.docx
@@ -21,22 +21,6 @@
     </w:p>
     <w:p>
       <w:pPr>
-        <w:spacing w:after="100" w:before="160"/>
-      </w:pPr>
-      <w:r>
-        <w:rPr>
-          <w:rFonts w:ascii="Calibri" w:cs="Calibri" w:eastAsia="Calibri" w:hAnsi="Calibri"/>
-          <w:i/>
-          <w:iCs/>
-          <w:color w:val="A33A1F"/>
-          <w:sz w:val="17"/>
-          <w:szCs w:val="17"/>
-        </w:rPr>
-        <w:t xml:space="preserve">[Edit to existing copy: H1 capitalisation corrected to APA ("How To Remove it" became "How to Remove It").]</w:t>
-      </w:r>
-    </w:p>
-    <w:p>
-      <w:pPr>
         <w:spacing w:after="160" w:line="300"/>
       </w:pPr>
       <w:r>
@@ -46,65 +30,7 @@
           <w:sz w:val="22"/>
           <w:szCs w:val="22"/>
         </w:rPr>
-        <w:t xml:space="preserve">Imagine applying for a personal loan and spotting "Suit Filed" next to your name in your credit report. Confused? You're not alone.</w:t>
-      </w:r>
-    </w:p>
-    <w:p>
-      <w:pPr>
-        <w:spacing w:after="160" w:line="300"/>
-      </w:pPr>
-      <w:r>
-        <w:rPr>
-          <w:rFonts w:ascii="Calibri" w:cs="Calibri" w:eastAsia="Calibri" w:hAnsi="Calibri"/>
-          <w:color w:val="1A1A1A"/>
-          <w:sz w:val="22"/>
-          <w:szCs w:val="22"/>
-        </w:rPr>
-        <w:t xml:space="preserve">Many borrowers discover this tag only after their loan application gets rejected or delayed. It means a bank or NBFC has taken legal action over unpaid dues or a loan default.</w:t>
-      </w:r>
-    </w:p>
-    <w:p>
-      <w:pPr>
-        <w:spacing w:after="160" w:line="300"/>
-      </w:pPr>
-      <w:r>
-        <w:rPr>
-          <w:rFonts w:ascii="Calibri" w:cs="Calibri" w:eastAsia="Calibri" w:hAnsi="Calibri"/>
-          <w:color w:val="1A1A1A"/>
-          <w:sz w:val="22"/>
-          <w:szCs w:val="22"/>
-        </w:rPr>
-        <w:t xml:space="preserve">The good news? This status isn't permanent. You can fix it.</w:t>
-      </w:r>
-    </w:p>
-    <w:p>
-      <w:pPr>
-        <w:spacing w:after="160" w:line="300"/>
-      </w:pPr>
-      <w:r>
-        <w:rPr>
-          <w:rFonts w:ascii="Calibri" w:cs="Calibri" w:eastAsia="Calibri" w:hAnsi="Calibri"/>
-          <w:color w:val="1A1A1A"/>
-          <w:sz w:val="22"/>
-          <w:szCs w:val="22"/>
-        </w:rPr>
-        <w:t xml:space="preserve">This guide covers what Suit Filed means and how to get it off your CIBIL report, step by step.</w:t>
-      </w:r>
-    </w:p>
-    <w:p>
-      <w:pPr>
-        <w:spacing w:after="100" w:before="160"/>
-      </w:pPr>
-      <w:r>
-        <w:rPr>
-          <w:rFonts w:ascii="Calibri" w:cs="Calibri" w:eastAsia="Calibri" w:hAnsi="Calibri"/>
-          <w:i/>
-          <w:iCs/>
-          <w:color w:val="A33A1F"/>
-          <w:sz w:val="17"/>
-          <w:szCs w:val="17"/>
-        </w:rPr>
-        <w:t xml:space="preserve">[Edit to existing copy: "In this guide, we'll break down" is a signposting marker; reworded.]</w:t>
+        <w:t xml:space="preserve">Imagine applying for a personal loan and spotting "Suit Filed" next to your name in your credit report. Many borrowers see the tag only after a rejection. It means a bank or NBFC has started legal action over unpaid dues, and it isn't permanent. Here is what it means and how to get it off your report.</w:t>
       </w:r>
     </w:p>
     <w:p>
@@ -117,7 +43,7 @@
           <wp:inline distT="0" distB="0" distL="0" distR="0">
             <wp:extent cx="4381500" cy="2914650"/>
             <wp:effectExtent t="0" r="0" b="0" l="0"/>
-            <wp:docPr id="1" name="Image 1" descr="Hero FinCorp banner: a man studying a credit report marked Suit Filed on a laptop, with the line Understand. Act. Clear Your Credit Report." title="Image 1"/>
+            <wp:docPr id="1" name="Image 1" descr="Hero FinCorp banner: a man studying a credit report marked Suit Filed on a laptop" title="Image 1"/>
             <wp:cNvGraphicFramePr>
               <a:graphicFrameLocks xmlns:a="http://schemas.openxmlformats.org/drawingml/2006/main" noChangeAspect="1"/>
             </wp:cNvGraphicFramePr>
@@ -155,27 +81,10 @@
     </w:p>
     <w:p>
       <w:pPr>
-        <w:spacing w:after="60"/>
-        <w:jc w:val="center"/>
-      </w:pPr>
-      <w:r>
-        <w:rPr>
-          <w:rFonts w:ascii="Calibri" w:cs="Calibri" w:eastAsia="Calibri" w:hAnsi="Calibri"/>
-          <w:i/>
-          <w:iCs/>
-          <w:color w:val="5A6472"/>
-          <w:sz w:val="17"/>
-          <w:szCs w:val="17"/>
-        </w:rPr>
-        <w:t xml:space="preserve">Alt text: Hero FinCorp banner: a man studying a credit report marked Suit Filed on a laptop, with the line Understand. Act. Clear Your Credit Report.</w:t>
-      </w:r>
-    </w:p>
-    <w:p>
-      <w:pPr>
         <w:spacing w:after="300"/>
         <w:jc w:val="center"/>
       </w:pPr>
-      <w:hyperlink w:history="1" r:id="rId0l0xvfjjgd5tkcrpl26db">
+      <w:hyperlink w:history="1" r:id="rIdhwcyn_nrk91nl0nxrd0d-">
         <w:r>
           <w:rPr>
             <w:rFonts w:ascii="Calibri" w:cs="Calibri" w:eastAsia="Calibri" w:hAnsi="Calibri"/>
@@ -201,7 +110,7 @@
         </w:rPr>
         <w:t xml:space="preserve">To Avail Personal Loan </w:t>
       </w:r>
-      <w:hyperlink w:history="1" r:id="rIdfryrcylalyqbjekx8ygys">
+      <w:hyperlink w:history="1" r:id="rId3orybdwx7l4otjndxpgfu">
         <w:r>
           <w:rPr>
             <w:rFonts w:ascii="Calibri" w:cs="Calibri" w:eastAsia="Calibri" w:hAnsi="Calibri"/>
@@ -228,7 +137,7 @@
           <w:sz w:val="30"/>
           <w:szCs w:val="30"/>
         </w:rPr>
-        <w:t xml:space="preserve">What Does a Suit Filed Mean in CIBIL?</w:t>
+        <w:t xml:space="preserve">What Does Suit Filed Mean in CIBIL?</w:t>
       </w:r>
     </w:p>
     <w:p>
@@ -242,9 +151,9 @@
           <w:sz w:val="22"/>
           <w:szCs w:val="22"/>
         </w:rPr>
-        <w:t xml:space="preserve">In simple terms, "Suit Filed" means your </w:t>
-      </w:r>
-      <w:hyperlink w:history="1" r:id="rIdgf5oydd8kiwnhj8iz1dgg">
+        <w:t xml:space="preserve">"Suit Filed" means your </w:t>
+      </w:r>
+      <w:hyperlink w:history="1" r:id="rIduehxomcb7n2rogbdlk_yy">
         <w:r>
           <w:rPr>
             <w:rFonts w:ascii="Calibri" w:cs="Calibri" w:eastAsia="Calibri" w:hAnsi="Calibri"/>
@@ -263,62 +172,8 @@
           <w:sz w:val="22"/>
           <w:szCs w:val="22"/>
         </w:rPr>
-        <w:t xml:space="preserve"> has started legal action to recover unpaid dues and officially reported it to TransUnion CIBIL (Credit Information Bureau India Limited). It's a red flag for future lenders as it shows a serious repayment issue in your past.</w:t>
-      </w:r>
-    </w:p>
-    <w:p>
-      <w:pPr>
-        <w:spacing w:after="160" w:line="300"/>
-      </w:pPr>
-      <w:r>
-        <w:rPr>
-          <w:rFonts w:ascii="Calibri" w:cs="Calibri" w:eastAsia="Calibri" w:hAnsi="Calibri"/>
-          <w:color w:val="1A1A1A"/>
-          <w:sz w:val="22"/>
-          <w:szCs w:val="22"/>
-        </w:rPr>
-        <w:t xml:space="preserve">Let's say you missed several EMIs on a personal loan and didn't respond to reminders. The lender may report the account as "Suit Filed," along with the date and outstanding amount. This entry stays visible in your credit report until it's cleared, which can affect your future borrowing ability.</w:t>
-      </w:r>
-    </w:p>
-    <w:p>
-      <w:pPr>
-        <w:spacing w:after="160" w:line="300"/>
-      </w:pPr>
-      <w:r>
-        <w:rPr>
-          <w:rFonts w:ascii="Calibri" w:cs="Calibri" w:eastAsia="Calibri" w:hAnsi="Calibri"/>
-          <w:color w:val="1A1A1A"/>
-          <w:sz w:val="22"/>
-          <w:szCs w:val="22"/>
-        </w:rPr>
-        <w:t xml:space="preserve">Remember, "Suit Filed" doesn't always mean a court judgment has been passed. It can also show up when your lender includes the account in its mandatory recovery filings under RBI norms.</w:t>
-      </w:r>
-    </w:p>
-    <w:p>
-      <w:pPr>
-        <w:spacing w:after="160" w:line="300"/>
-      </w:pPr>
-      <w:r>
-        <w:rPr>
-          <w:rFonts w:ascii="Calibri" w:cs="Calibri" w:eastAsia="Calibri" w:hAnsi="Calibri"/>
-          <w:color w:val="1A1A1A"/>
-          <w:sz w:val="22"/>
-          <w:szCs w:val="22"/>
-        </w:rPr>
-        <w:t xml:space="preserve">Also Read: </w:t>
-      </w:r>
-      <w:hyperlink w:history="1" r:id="rId-nrsyn6nkbrso2phtdkcg">
-        <w:r>
-          <w:rPr>
-            <w:rFonts w:ascii="Calibri" w:cs="Calibri" w:eastAsia="Calibri" w:hAnsi="Calibri"/>
-            <w:color w:val="0B5FAE"/>
-            <w:sz w:val="22"/>
-            <w:szCs w:val="22"/>
-            <w:u w:val="single"/>
-          </w:rPr>
-          <w:t xml:space="preserve">How to Unlink UPI from Your Bank Account</w:t>
-        </w:r>
-      </w:hyperlink>
+        <w:t xml:space="preserve"> has filed a case to recover unpaid dues and reported it to TransUnion CIBIL, with the date and the amount. Miss several EMIs, ignore the reminders, and the lender can report the account this way; the entry then stays until it's cleared. There may be no ruling yet. Only a case exists.</w:t>
+      </w:r>
     </w:p>
     <w:p>
       <w:pPr>
@@ -334,7 +189,7 @@
           <w:sz w:val="30"/>
           <w:szCs w:val="30"/>
         </w:rPr>
-        <w:t xml:space="preserve">Why Is Suit Filed Status Critical in Your CIBIL Report?</w:t>
+        <w:t xml:space="preserve">How Does a CIBIL Suit Filed Impact Your Credit Score?</w:t>
       </w:r>
     </w:p>
     <w:p>
@@ -348,7 +203,7 @@
           <w:sz w:val="22"/>
           <w:szCs w:val="22"/>
         </w:rPr>
-        <w:t xml:space="preserve">The Suit Filed status in your CIBIL report is a serious remark that can damage your creditworthiness and sharply lower your credit score. Here's how:</w:t>
+        <w:t xml:space="preserve">A CIBIL suit filed remark hurts in two ways, and the second is the one people miss.</w:t>
       </w:r>
     </w:p>
     <w:p>
@@ -367,7 +222,7 @@
           <w:sz w:val="22"/>
           <w:szCs w:val="22"/>
         </w:rPr>
-        <w:t xml:space="preserve">Loan rejections: Most banks and NBFCs treat this as a high-risk indicator and decline fresh applications.</w:t>
+        <w:t xml:space="preserve">Months of missed payments sit behind it, and they've already dragged the score down, usually well under the 700 most lenders want.</w:t>
       </w:r>
     </w:p>
     <w:p>
@@ -386,28 +241,7 @@
           <w:sz w:val="22"/>
           <w:szCs w:val="22"/>
         </w:rPr>
-        <w:t xml:space="preserve">Reputation risk: A Suit Filed status typically coincides with </w:t>
-      </w:r>
-      <w:hyperlink w:history="1" r:id="rIdsay6gi8prqyh6smy1jfx2">
-        <w:r>
-          <w:rPr>
-            <w:rFonts w:ascii="Calibri" w:cs="Calibri" w:eastAsia="Calibri" w:hAnsi="Calibri"/>
-            <w:color w:val="0B5FAE"/>
-            <w:sz w:val="22"/>
-            <w:szCs w:val="22"/>
-            <w:u w:val="single"/>
-          </w:rPr>
-          <w:t xml:space="preserve">overdue payments</w:t>
-        </w:r>
-      </w:hyperlink>
-      <w:r>
-        <w:rPr>
-          <w:rFonts w:ascii="Calibri" w:cs="Calibri" w:eastAsia="Calibri" w:hAnsi="Calibri"/>
-          <w:color w:val="1A1A1A"/>
-          <w:sz w:val="22"/>
-          <w:szCs w:val="22"/>
-        </w:rPr>
-        <w:t xml:space="preserve"> and defaults that pull down your rating.</w:t>
+        <w:t xml:space="preserve">Because the flag sits in the account status, a lender's policy filter can decline you before anyone looks at the score.</w:t>
       </w:r>
     </w:p>
     <w:p>
@@ -426,82 +260,7 @@
           <w:sz w:val="22"/>
           <w:szCs w:val="22"/>
         </w:rPr>
-        <w:t xml:space="preserve">Limited negotiation power: Lenders may offer higher interest rates or lower amounts if you have this remark.</w:t>
-      </w:r>
-    </w:p>
-    <w:p>
-      <w:pPr>
-        <w:pStyle w:val="ListParagraph"/>
-        <w:numPr>
-          <w:ilvl w:val="0"/>
-          <w:numId w:val="2"/>
-        </w:numPr>
-        <w:spacing w:after="120" w:line="300"/>
-      </w:pPr>
-      <w:r>
-        <w:rPr>
-          <w:rFonts w:ascii="Calibri" w:cs="Calibri" w:eastAsia="Calibri" w:hAnsi="Calibri"/>
-          <w:color w:val="1A1A1A"/>
-          <w:sz w:val="22"/>
-          <w:szCs w:val="22"/>
-        </w:rPr>
-        <w:t xml:space="preserve">Long-term impact: The record can remain visible for years, even after you clear dues, unless officially updated or disputed.</w:t>
-      </w:r>
-    </w:p>
-    <w:p>
-      <w:pPr>
-        <w:spacing w:after="160" w:line="300"/>
-      </w:pPr>
-      <w:r>
-        <w:rPr>
-          <w:rFonts w:ascii="Calibri" w:cs="Calibri" w:eastAsia="Calibri" w:hAnsi="Calibri"/>
-          <w:color w:val="1A1A1A"/>
-          <w:sz w:val="22"/>
-          <w:szCs w:val="22"/>
-        </w:rPr>
-        <w:t xml:space="preserve">That's why understanding the meaning of a Suit Filed in CIBIL and resolving it quickly matters for your financial recovery.</w:t>
-      </w:r>
-    </w:p>
-    <w:p>
-      <w:pPr>
-        <w:spacing w:after="160" w:line="300"/>
-      </w:pPr>
-      <w:r>
-        <w:rPr>
-          <w:rFonts w:ascii="Calibri" w:cs="Calibri" w:eastAsia="Calibri" w:hAnsi="Calibri"/>
-          <w:color w:val="1A1A1A"/>
-          <w:sz w:val="22"/>
-          <w:szCs w:val="22"/>
-        </w:rPr>
-        <w:t xml:space="preserve">Also Read: </w:t>
-      </w:r>
-      <w:hyperlink w:history="1" r:id="rIdveqtafqg7mmdetowmtn9g">
-        <w:r>
-          <w:rPr>
-            <w:rFonts w:ascii="Calibri" w:cs="Calibri" w:eastAsia="Calibri" w:hAnsi="Calibri"/>
-            <w:color w:val="0B5FAE"/>
-            <w:sz w:val="22"/>
-            <w:szCs w:val="22"/>
-            <w:u w:val="single"/>
-          </w:rPr>
-          <w:t xml:space="preserve">What is Written Off in CIBIL?</w:t>
-        </w:r>
-      </w:hyperlink>
-    </w:p>
-    <w:p>
-      <w:pPr>
-        <w:spacing w:after="100" w:before="160"/>
-      </w:pPr>
-      <w:r>
-        <w:rPr>
-          <w:rFonts w:ascii="Calibri" w:cs="Calibri" w:eastAsia="Calibri" w:hAnsi="Calibri"/>
-          <w:i/>
-          <w:iCs/>
-          <w:color w:val="A33A1F"/>
-          <w:sz w:val="17"/>
-          <w:szCs w:val="17"/>
-        </w:rPr>
-        <w:t xml:space="preserve">[New section: How Does a CIBIL Suit Filed Impact Your Credit Score? Brief: practical impact explainer, list format, about 70 words, keyword "cibil suit filed", reference SMFG India Credit.]</w:t>
+        <w:t xml:space="preserve">Any credit that does come is priced for the risk, so higher rates and lower limits, and it all stays until the lender updates it, however long you wait.</w:t>
       </w:r>
     </w:p>
     <w:p>
@@ -518,7 +277,7 @@
           <w:sz w:val="30"/>
           <w:szCs w:val="30"/>
         </w:rPr>
-        <w:t xml:space="preserve">How Does a CIBIL Suit Filed Impact Your Credit Score?</w:t>
+        <w:t xml:space="preserve">Types of Suit Filed Status in a CIBIL Report</w:t>
       </w:r>
     </w:p>
     <w:p>
@@ -532,130 +291,7 @@
           <w:sz w:val="22"/>
           <w:szCs w:val="22"/>
         </w:rPr>
-        <w:t xml:space="preserve">A CIBIL suit filed remark hurts in two ways, and the second is the one people miss.</w:t>
-      </w:r>
-    </w:p>
-    <w:p>
-      <w:pPr>
-        <w:pStyle w:val="ListParagraph"/>
-        <w:numPr>
-          <w:ilvl w:val="0"/>
-          <w:numId w:val="2"/>
-        </w:numPr>
-        <w:spacing w:after="120" w:line="300"/>
-      </w:pPr>
-      <w:r>
-        <w:rPr>
-          <w:rFonts w:ascii="Calibri" w:cs="Calibri" w:eastAsia="Calibri" w:hAnsi="Calibri"/>
-          <w:color w:val="1A1A1A"/>
-          <w:sz w:val="22"/>
-          <w:szCs w:val="22"/>
-        </w:rPr>
-        <w:t xml:space="preserve">Months of missed payments sit behind it, and they've already dragged the score down, usually well under the 700 most lenders want.</w:t>
-      </w:r>
-    </w:p>
-    <w:p>
-      <w:pPr>
-        <w:pStyle w:val="ListParagraph"/>
-        <w:numPr>
-          <w:ilvl w:val="0"/>
-          <w:numId w:val="2"/>
-        </w:numPr>
-        <w:spacing w:after="120" w:line="300"/>
-      </w:pPr>
-      <w:r>
-        <w:rPr>
-          <w:rFonts w:ascii="Calibri" w:cs="Calibri" w:eastAsia="Calibri" w:hAnsi="Calibri"/>
-          <w:color w:val="1A1A1A"/>
-          <w:sz w:val="22"/>
-          <w:szCs w:val="22"/>
-        </w:rPr>
-        <w:t xml:space="preserve">Because the flag sits in the account status, a lender's policy filter can decline you before anyone looks at the score.</w:t>
-      </w:r>
-    </w:p>
-    <w:p>
-      <w:pPr>
-        <w:pStyle w:val="ListParagraph"/>
-        <w:numPr>
-          <w:ilvl w:val="0"/>
-          <w:numId w:val="2"/>
-        </w:numPr>
-        <w:spacing w:after="120" w:line="300"/>
-      </w:pPr>
-      <w:r>
-        <w:rPr>
-          <w:rFonts w:ascii="Calibri" w:cs="Calibri" w:eastAsia="Calibri" w:hAnsi="Calibri"/>
-          <w:color w:val="1A1A1A"/>
-          <w:sz w:val="22"/>
-          <w:szCs w:val="22"/>
-        </w:rPr>
-        <w:t xml:space="preserve">Any credit that does come is priced for the risk, so higher rates and lower limits.</w:t>
-      </w:r>
-    </w:p>
-    <w:p>
-      <w:pPr>
-        <w:pStyle w:val="ListParagraph"/>
-        <w:numPr>
-          <w:ilvl w:val="0"/>
-          <w:numId w:val="2"/>
-        </w:numPr>
-        <w:spacing w:after="120" w:line="300"/>
-      </w:pPr>
-      <w:r>
-        <w:rPr>
-          <w:rFonts w:ascii="Calibri" w:cs="Calibri" w:eastAsia="Calibri" w:hAnsi="Calibri"/>
-          <w:color w:val="1A1A1A"/>
-          <w:sz w:val="22"/>
-          <w:szCs w:val="22"/>
-        </w:rPr>
-        <w:t xml:space="preserve">And it stays until the lender updates it, however long you wait.</w:t>
-      </w:r>
-    </w:p>
-    <w:p>
-      <w:pPr>
-        <w:spacing w:after="100" w:before="160"/>
-      </w:pPr>
-      <w:r>
-        <w:rPr>
-          <w:rFonts w:ascii="Calibri" w:cs="Calibri" w:eastAsia="Calibri" w:hAnsi="Calibri"/>
-          <w:i/>
-          <w:iCs/>
-          <w:color w:val="A33A1F"/>
-          <w:sz w:val="17"/>
-          <w:szCs w:val="17"/>
-        </w:rPr>
-        <w:t xml:space="preserve">[New section: Types of Suit Filed Status in a CIBIL Report. Brief: informational, about 100 words, keyword "suit filed wilful default written off", reference SMFG India Credit.]</w:t>
-      </w:r>
-    </w:p>
-    <w:p>
-      <w:pPr>
-        <w:pStyle w:val="Heading2"/>
-        <w:spacing w:after="160" w:before="400"/>
-      </w:pPr>
-      <w:r>
-        <w:rPr>
-          <w:rFonts w:ascii="Calibri" w:cs="Calibri" w:eastAsia="Calibri" w:hAnsi="Calibri"/>
-          <w:b/>
-          <w:bCs/>
-          <w:color w:val="0F2E4C"/>
-          <w:sz w:val="30"/>
-          <w:szCs w:val="30"/>
-        </w:rPr>
-        <w:t xml:space="preserve">Types of Suit Filed Status in a CIBIL Report</w:t>
-      </w:r>
-    </w:p>
-    <w:p>
-      <w:pPr>
-        <w:spacing w:after="160" w:line="300"/>
-      </w:pPr>
-      <w:r>
-        <w:rPr>
-          <w:rFonts w:ascii="Calibri" w:cs="Calibri" w:eastAsia="Calibri" w:hAnsi="Calibri"/>
-          <w:color w:val="1A1A1A"/>
-          <w:sz w:val="22"/>
-          <w:szCs w:val="22"/>
-        </w:rPr>
-        <w:t xml:space="preserve">Each account's 'Suit Filed / Wilful Default' field carries one of four values. Written off and settled sit in a separate field and can appear alongside, which is why suit filed, wilful default and written off turn up together on one report and mean three different things.</w:t>
+        <w:t xml:space="preserve">Each account's 'Suit Filed / Wilful Default' field carries one of four values. Written off and settled sit in a separate field, which is why suit filed, wilful default and written off turn up together on one report and mean three different things.</w:t>
       </w:r>
     </w:p>
     <w:tbl>
@@ -782,7 +418,7 @@
                 <w:sz w:val="20"/>
                 <w:szCs w:val="20"/>
               </w:rPr>
-              <w:t xml:space="preserve">The default value. No legal action has been reported.</w:t>
+              <w:t xml:space="preserve">Default value; no legal action reported.</w:t>
             </w:r>
           </w:p>
         </w:tc>
@@ -834,7 +470,7 @@
                 <w:sz w:val="20"/>
                 <w:szCs w:val="20"/>
               </w:rPr>
-              <w:t xml:space="preserve">The lender has filed a recovery case, in a civil court, a Lok Adalat, or a Debt Recovery Tribunal for dues of Rs 20 lakh and above.</w:t>
+              <w:t xml:space="preserve">A recovery case has been filed, in a civil court, a Lok Adalat or a Debt Recovery Tribunal (dues of Rs 20 lakh and above).</w:t>
             </w:r>
           </w:p>
         </w:tc>
@@ -886,7 +522,7 @@
                 <w:sz w:val="20"/>
                 <w:szCs w:val="20"/>
               </w:rPr>
-              <w:t xml:space="preserve">The lender holds that you could pay and didn't, or diverted the funds. Under RBI's 2024 directions the tag needs a committee process and a chance to respond, and applies to dues of Rs 25 lakh and above.</w:t>
+              <w:t xml:space="preserve">You could pay and didn't, or diverted the funds; needs a committee process under RBI's 2024 directions and applies from Rs 25 lakh.</w:t>
             </w:r>
           </w:p>
         </w:tc>
@@ -938,7 +574,7 @@
                 <w:sz w:val="20"/>
                 <w:szCs w:val="20"/>
               </w:rPr>
-              <w:t xml:space="preserve">Both at once: a case in court and a wilful default classification. The hardest to shift.</w:t>
+              <w:t xml:space="preserve">Both at once. The hardest to shift.</w:t>
             </w:r>
           </w:p>
         </w:tc>
@@ -966,7 +602,7 @@
           <w:sz w:val="30"/>
           <w:szCs w:val="30"/>
         </w:rPr>
-        <w:t xml:space="preserve">How to Check if There Is a Suit Filed Against You in CIBIL</w:t>
+        <w:t xml:space="preserve">How to Check and Remove a Suit Filed Entry</w:t>
       </w:r>
     </w:p>
     <w:p>
@@ -980,23 +616,9 @@
           <w:sz w:val="22"/>
           <w:szCs w:val="22"/>
         </w:rPr>
-        <w:t xml:space="preserve">Wondering if you have a Suit Filed in CIBIL? You can check it yourself in minutes, no bank visits needed. Here's how:</w:t>
-      </w:r>
-    </w:p>
-    <w:p>
-      <w:pPr>
-        <w:spacing w:after="160" w:line="300"/>
-      </w:pPr>
-      <w:r>
-        <w:rPr>
-          <w:rFonts w:ascii="Calibri" w:cs="Calibri" w:eastAsia="Calibri" w:hAnsi="Calibri"/>
-          <w:color w:val="1A1A1A"/>
-          <w:sz w:val="22"/>
-          <w:szCs w:val="22"/>
-        </w:rPr>
-        <w:t xml:space="preserve">Step 1: Go to </w:t>
-      </w:r>
-      <w:hyperlink w:history="1" r:id="rIdmzvlcwlmnvobsueffeus0">
+        <w:t xml:space="preserve">Log in at </w:t>
+      </w:r>
+      <w:hyperlink w:history="1" r:id="rIdu5mamxi5tyam3vxchkh2u">
         <w:r>
           <w:rPr>
             <w:rFonts w:ascii="Calibri" w:cs="Calibri" w:eastAsia="Calibri" w:hAnsi="Calibri"/>
@@ -1005,7 +627,7 @@
             <w:szCs w:val="22"/>
             <w:u w:val="single"/>
           </w:rPr>
-          <w:t xml:space="preserve">www.cibil.com</w:t>
+          <w:t xml:space="preserve">cibil.com</w:t>
         </w:r>
       </w:hyperlink>
       <w:r>
@@ -1015,141 +637,7 @@
           <w:sz w:val="22"/>
           <w:szCs w:val="22"/>
         </w:rPr>
-        <w:t xml:space="preserve"> and sign in with your details. If you're new, create a quick account.</w:t>
-      </w:r>
-    </w:p>
-    <w:p>
-      <w:pPr>
-        <w:spacing w:after="160" w:line="300"/>
-      </w:pPr>
-      <w:r>
-        <w:rPr>
-          <w:rFonts w:ascii="Calibri" w:cs="Calibri" w:eastAsia="Calibri" w:hAnsi="Calibri"/>
-          <w:color w:val="1A1A1A"/>
-          <w:sz w:val="22"/>
-          <w:szCs w:val="22"/>
-        </w:rPr>
-        <w:t xml:space="preserve">Step 2: Download your latest credit report. You'll find it under "My Account" or "Credit Reports."</w:t>
-      </w:r>
-    </w:p>
-    <w:p>
-      <w:pPr>
-        <w:spacing w:after="160" w:line="300"/>
-      </w:pPr>
-      <w:r>
-        <w:rPr>
-          <w:rFonts w:ascii="Calibri" w:cs="Calibri" w:eastAsia="Calibri" w:hAnsi="Calibri"/>
-          <w:color w:val="1A1A1A"/>
-          <w:sz w:val="22"/>
-          <w:szCs w:val="22"/>
-        </w:rPr>
-        <w:t xml:space="preserve">Step 3: In the "Account Information" section, open each loan or credit-card entry to see what's written under "Status".</w:t>
-      </w:r>
-    </w:p>
-    <w:p>
-      <w:pPr>
-        <w:spacing w:after="160" w:line="300"/>
-      </w:pPr>
-      <w:r>
-        <w:rPr>
-          <w:rFonts w:ascii="Calibri" w:cs="Calibri" w:eastAsia="Calibri" w:hAnsi="Calibri"/>
-          <w:color w:val="1A1A1A"/>
-          <w:sz w:val="22"/>
-          <w:szCs w:val="22"/>
-        </w:rPr>
-        <w:t xml:space="preserve">Step 4: Look for remarks like "Suit Filed," "</w:t>
-      </w:r>
-      <w:hyperlink w:history="1" r:id="rIdxp0af4ju21ovba5yllsms">
-        <w:r>
-          <w:rPr>
-            <w:rFonts w:ascii="Calibri" w:cs="Calibri" w:eastAsia="Calibri" w:hAnsi="Calibri"/>
-            <w:color w:val="0B5FAE"/>
-            <w:sz w:val="22"/>
-            <w:szCs w:val="22"/>
-            <w:u w:val="single"/>
-          </w:rPr>
-          <w:t xml:space="preserve">Wilful Default</w:t>
-        </w:r>
-      </w:hyperlink>
-      <w:r>
-        <w:rPr>
-          <w:rFonts w:ascii="Calibri" w:cs="Calibri" w:eastAsia="Calibri" w:hAnsi="Calibri"/>
-          <w:color w:val="1A1A1A"/>
-          <w:sz w:val="22"/>
-          <w:szCs w:val="22"/>
-        </w:rPr>
-        <w:t xml:space="preserve">," or "Written Off."</w:t>
-      </w:r>
-    </w:p>
-    <w:p>
-      <w:pPr>
-        <w:spacing w:after="160" w:line="300"/>
-      </w:pPr>
-      <w:r>
-        <w:rPr>
-          <w:rFonts w:ascii="Calibri" w:cs="Calibri" w:eastAsia="Calibri" w:hAnsi="Calibri"/>
-          <w:color w:val="1A1A1A"/>
-          <w:sz w:val="22"/>
-          <w:szCs w:val="22"/>
-        </w:rPr>
-        <w:t xml:space="preserve">Pro Tip: Save a copy of your report. It'll come in handy later for tracking updates or fixing errors.</w:t>
-      </w:r>
-    </w:p>
-    <w:p>
-      <w:pPr>
-        <w:spacing w:after="160" w:line="300"/>
-      </w:pPr>
-      <w:r>
-        <w:rPr>
-          <w:rFonts w:ascii="Calibri" w:cs="Calibri" w:eastAsia="Calibri" w:hAnsi="Calibri"/>
-          <w:color w:val="1A1A1A"/>
-          <w:sz w:val="22"/>
-          <w:szCs w:val="22"/>
-        </w:rPr>
-        <w:t xml:space="preserve">Also Read: </w:t>
-      </w:r>
-      <w:hyperlink w:history="1" r:id="rIdwuhuyjam6t_axdfbxi5_n">
-        <w:r>
-          <w:rPr>
-            <w:rFonts w:ascii="Calibri" w:cs="Calibri" w:eastAsia="Calibri" w:hAnsi="Calibri"/>
-            <w:color w:val="0B5FAE"/>
-            <w:sz w:val="22"/>
-            <w:szCs w:val="22"/>
-            <w:u w:val="single"/>
-          </w:rPr>
-          <w:t xml:space="preserve">Negotiating a Personal Loan Settlement: Everything You Need to Know</w:t>
-        </w:r>
-      </w:hyperlink>
-    </w:p>
-    <w:p>
-      <w:pPr>
-        <w:pStyle w:val="Heading2"/>
-        <w:spacing w:after="160" w:before="400"/>
-      </w:pPr>
-      <w:r>
-        <w:rPr>
-          <w:rFonts w:ascii="Calibri" w:cs="Calibri" w:eastAsia="Calibri" w:hAnsi="Calibri"/>
-          <w:b/>
-          <w:bCs/>
-          <w:color w:val="0F2E4C"/>
-          <w:sz w:val="30"/>
-          <w:szCs w:val="30"/>
-        </w:rPr>
-        <w:t xml:space="preserve">Step-by-Step Process to Remove Suit Filed From Your CIBIL Report</w:t>
-      </w:r>
-    </w:p>
-    <w:p>
-      <w:pPr>
-        <w:spacing w:after="160" w:line="300"/>
-      </w:pPr>
-      <w:r>
-        <w:rPr>
-          <w:rFonts w:ascii="Calibri" w:cs="Calibri" w:eastAsia="Calibri" w:hAnsi="Calibri"/>
-          <w:color w:val="1A1A1A"/>
-          <w:sz w:val="22"/>
-          <w:szCs w:val="22"/>
-        </w:rPr>
-        <w:t xml:space="preserve">If you find a Suit Filed tag on your report, do not panic. Follow this structured approach to get it removed:</w:t>
+        <w:t xml:space="preserve"> and download your report. Read the status field on each account. Then:</w:t>
       </w:r>
     </w:p>
     <w:p>
@@ -1162,7 +650,7 @@
           <wp:inline distT="0" distB="0" distL="0" distR="0">
             <wp:extent cx="4381500" cy="2914650"/>
             <wp:effectExtent t="0" r="0" b="0" l="0"/>
-            <wp:docPr id="1" name="Image 2" descr="Infographic: six steps to remove Suit Filed from your CIBIL report, from getting the report to seeking legal help" title="Image 2"/>
+            <wp:docPr id="1" name="Image 2" descr="Infographic: six steps to remove Suit Filed from your CIBIL report" title="Image 2"/>
             <wp:cNvGraphicFramePr>
               <a:graphicFrameLocks xmlns:a="http://schemas.openxmlformats.org/drawingml/2006/main" noChangeAspect="1"/>
             </wp:cNvGraphicFramePr>
@@ -1200,27 +688,10 @@
     </w:p>
     <w:p>
       <w:pPr>
-        <w:spacing w:after="60"/>
-        <w:jc w:val="center"/>
-      </w:pPr>
-      <w:r>
-        <w:rPr>
-          <w:rFonts w:ascii="Calibri" w:cs="Calibri" w:eastAsia="Calibri" w:hAnsi="Calibri"/>
-          <w:i/>
-          <w:iCs/>
-          <w:color w:val="5A6472"/>
-          <w:sz w:val="17"/>
-          <w:szCs w:val="17"/>
-        </w:rPr>
-        <w:t xml:space="preserve">Alt text: Infographic: six steps to remove Suit Filed from your CIBIL report, from getting the report to seeking legal help</w:t>
-      </w:r>
-    </w:p>
-    <w:p>
-      <w:pPr>
         <w:spacing w:after="300"/>
         <w:jc w:val="center"/>
       </w:pPr>
-      <w:hyperlink w:history="1" r:id="rId73df8-aty_htl9bre42cp">
+      <w:hyperlink w:history="1" r:id="rIdeuzxq_psf5krwqrmfttzb">
         <w:r>
           <w:rPr>
             <w:rFonts w:ascii="Calibri" w:cs="Calibri" w:eastAsia="Calibri" w:hAnsi="Calibri"/>
@@ -1235,103 +706,10 @@
     </w:p>
     <w:p>
       <w:pPr>
-        <w:pStyle w:val="Heading3"/>
-        <w:spacing w:after="160" w:before="300"/>
-      </w:pPr>
-      <w:r>
-        <w:rPr>
-          <w:rFonts w:ascii="Calibri" w:cs="Calibri" w:eastAsia="Calibri" w:hAnsi="Calibri"/>
-          <w:b/>
-          <w:bCs/>
-          <w:color w:val="0F2E4C"/>
-          <w:sz w:val="25"/>
-          <w:szCs w:val="25"/>
-        </w:rPr>
-        <w:t xml:space="preserve">1. Get Your Latest CIBIL Report</w:t>
-      </w:r>
-    </w:p>
-    <w:p>
-      <w:pPr>
-        <w:spacing w:after="160" w:line="300"/>
-      </w:pPr>
-      <w:r>
-        <w:rPr>
-          <w:rFonts w:ascii="Calibri" w:cs="Calibri" w:eastAsia="Calibri" w:hAnsi="Calibri"/>
-          <w:color w:val="1A1A1A"/>
-          <w:sz w:val="22"/>
-          <w:szCs w:val="22"/>
-        </w:rPr>
-        <w:t xml:space="preserve">Start by downloading the most recent version so you have accurate information before taking any action.</w:t>
-      </w:r>
-    </w:p>
-    <w:p>
-      <w:pPr>
-        <w:pStyle w:val="Heading3"/>
-        <w:spacing w:after="160" w:before="300"/>
-      </w:pPr>
-      <w:r>
-        <w:rPr>
-          <w:rFonts w:ascii="Calibri" w:cs="Calibri" w:eastAsia="Calibri" w:hAnsi="Calibri"/>
-          <w:b/>
-          <w:bCs/>
-          <w:color w:val="0F2E4C"/>
-          <w:sz w:val="25"/>
-          <w:szCs w:val="25"/>
-        </w:rPr>
-        <w:t xml:space="preserve">2. Identify the Account and Details</w:t>
-      </w:r>
-    </w:p>
-    <w:p>
-      <w:pPr>
-        <w:spacing w:after="160" w:line="300"/>
-      </w:pPr>
-      <w:r>
-        <w:rPr>
-          <w:rFonts w:ascii="Calibri" w:cs="Calibri" w:eastAsia="Calibri" w:hAnsi="Calibri"/>
-          <w:color w:val="1A1A1A"/>
-          <w:sz w:val="22"/>
-          <w:szCs w:val="22"/>
-        </w:rPr>
-        <w:t xml:space="preserve">Write down the lender's name, filing date and total amount to reach the right branch later.</w:t>
-      </w:r>
-    </w:p>
-    <w:p>
-      <w:pPr>
-        <w:pStyle w:val="Heading3"/>
-        <w:spacing w:after="160" w:before="300"/>
-      </w:pPr>
-      <w:r>
-        <w:rPr>
-          <w:rFonts w:ascii="Calibri" w:cs="Calibri" w:eastAsia="Calibri" w:hAnsi="Calibri"/>
-          <w:b/>
-          <w:bCs/>
-          <w:color w:val="0F2E4C"/>
-          <w:sz w:val="25"/>
-          <w:szCs w:val="25"/>
-        </w:rPr>
-        <w:t xml:space="preserve">3. Speak to Your Lender</w:t>
-      </w:r>
-    </w:p>
-    <w:p>
-      <w:pPr>
-        <w:spacing w:after="160" w:line="300"/>
-      </w:pPr>
-      <w:r>
-        <w:rPr>
-          <w:rFonts w:ascii="Calibri" w:cs="Calibri" w:eastAsia="Calibri" w:hAnsi="Calibri"/>
-          <w:color w:val="1A1A1A"/>
-          <w:sz w:val="22"/>
-          <w:szCs w:val="22"/>
-        </w:rPr>
-        <w:t xml:space="preserve">Contact your lender's customer service or recovery department and ask:</w:t>
-      </w:r>
-    </w:p>
-    <w:p>
-      <w:pPr>
         <w:pStyle w:val="ListParagraph"/>
         <w:numPr>
           <w:ilvl w:val="0"/>
-          <w:numId w:val="2"/>
+          <w:numId w:val="3"/>
         </w:numPr>
         <w:spacing w:after="120" w:line="300"/>
       </w:pPr>
@@ -1342,7 +720,7 @@
           <w:sz w:val="22"/>
           <w:szCs w:val="22"/>
         </w:rPr>
-        <w:t xml:space="preserve">Why was your account marked "Suit Filed"?</w:t>
+        <w:t xml:space="preserve">Note the lender, the filing date and the amount.</w:t>
       </w:r>
     </w:p>
     <w:p>
@@ -1350,7 +728,7 @@
         <w:pStyle w:val="ListParagraph"/>
         <w:numPr>
           <w:ilvl w:val="0"/>
-          <w:numId w:val="2"/>
+          <w:numId w:val="3"/>
         </w:numPr>
         <w:spacing w:after="120" w:line="300"/>
       </w:pPr>
@@ -1361,7 +739,7 @@
           <w:sz w:val="22"/>
           <w:szCs w:val="22"/>
         </w:rPr>
-        <w:t xml:space="preserve">Whether the case is active or closed.</w:t>
+        <w:t xml:space="preserve">Ask the lender's recovery desk whether the case is active and what the exact balance is, penalties included.</w:t>
       </w:r>
     </w:p>
     <w:p>
@@ -1369,7 +747,7 @@
         <w:pStyle w:val="ListParagraph"/>
         <w:numPr>
           <w:ilvl w:val="0"/>
-          <w:numId w:val="2"/>
+          <w:numId w:val="3"/>
         </w:numPr>
         <w:spacing w:after="120" w:line="300"/>
       </w:pPr>
@@ -1380,71 +758,9 @@
           <w:sz w:val="22"/>
           <w:szCs w:val="22"/>
         </w:rPr>
-        <w:t xml:space="preserve">The exact balance due, including any penalties or interest.</w:t>
-      </w:r>
-    </w:p>
-    <w:p>
-      <w:pPr>
-        <w:pStyle w:val="Heading3"/>
-        <w:spacing w:after="160" w:before="300"/>
-      </w:pPr>
-      <w:r>
-        <w:rPr>
-          <w:rFonts w:ascii="Calibri" w:cs="Calibri" w:eastAsia="Calibri" w:hAnsi="Calibri"/>
-          <w:b/>
-          <w:bCs/>
-          <w:color w:val="0F2E4C"/>
-          <w:sz w:val="25"/>
-          <w:szCs w:val="25"/>
-        </w:rPr>
-        <w:t xml:space="preserve">4. Clear or Settle Your Dues</w:t>
-      </w:r>
-    </w:p>
-    <w:p>
-      <w:pPr>
-        <w:spacing w:after="160" w:line="300"/>
-      </w:pPr>
-      <w:r>
-        <w:rPr>
-          <w:rFonts w:ascii="Calibri" w:cs="Calibri" w:eastAsia="Calibri" w:hAnsi="Calibri"/>
-          <w:color w:val="1A1A1A"/>
-          <w:sz w:val="22"/>
-          <w:szCs w:val="22"/>
-        </w:rPr>
-        <w:t xml:space="preserve">Once you know how much you owe, either repay it in full or discuss a practical settlement with your lender. Get written proof of the final amount and terms.</w:t>
-      </w:r>
-    </w:p>
-    <w:p>
-      <w:pPr>
-        <w:pStyle w:val="Heading3"/>
-        <w:spacing w:after="160" w:before="300"/>
-      </w:pPr>
-      <w:r>
-        <w:rPr>
-          <w:rFonts w:ascii="Calibri" w:cs="Calibri" w:eastAsia="Calibri" w:hAnsi="Calibri"/>
-          <w:b/>
-          <w:bCs/>
-          <w:color w:val="0F2E4C"/>
-          <w:sz w:val="25"/>
-          <w:szCs w:val="25"/>
-        </w:rPr>
-        <w:t xml:space="preserve">5. Get No Dues Certificate (NOC) or Closure Letter</w:t>
-      </w:r>
-    </w:p>
-    <w:p>
-      <w:pPr>
-        <w:spacing w:after="160" w:line="300"/>
-      </w:pPr>
-      <w:r>
-        <w:rPr>
-          <w:rFonts w:ascii="Calibri" w:cs="Calibri" w:eastAsia="Calibri" w:hAnsi="Calibri"/>
-          <w:color w:val="1A1A1A"/>
-          <w:sz w:val="22"/>
-          <w:szCs w:val="22"/>
-        </w:rPr>
-        <w:t xml:space="preserve">After full </w:t>
-      </w:r>
-      <w:hyperlink w:history="1" r:id="rIdqs3bp9luemjqqot_lgqfb">
+        <w:t xml:space="preserve">Repay in full or agree a </w:t>
+      </w:r>
+      <w:hyperlink w:history="1" r:id="rIdnfegwacmaazkufib87uof">
         <w:r>
           <w:rPr>
             <w:rFonts w:ascii="Calibri" w:cs="Calibri" w:eastAsia="Calibri" w:hAnsi="Calibri"/>
@@ -1453,7 +769,7 @@
             <w:szCs w:val="22"/>
             <w:u w:val="single"/>
           </w:rPr>
-          <w:t xml:space="preserve">payment or settlement</w:t>
+          <w:t xml:space="preserve">settlement</w:t>
         </w:r>
       </w:hyperlink>
       <w:r>
@@ -1463,54 +779,7 @@
           <w:sz w:val="22"/>
           <w:szCs w:val="22"/>
         </w:rPr>
-        <w:t xml:space="preserve">, ask your lender to issue a No Dues Certificate or Loan Closure Letter. It's the evidence CIBIL needs to update your record.</w:t>
-      </w:r>
-    </w:p>
-    <w:p>
-      <w:pPr>
-        <w:spacing w:after="100" w:before="160"/>
-      </w:pPr>
-      <w:r>
-        <w:rPr>
-          <w:rFonts w:ascii="Calibri" w:cs="Calibri" w:eastAsia="Calibri" w:hAnsi="Calibri"/>
-          <w:i/>
-          <w:iCs/>
-          <w:color w:val="A33A1F"/>
-          <w:sz w:val="17"/>
-          <w:szCs w:val="17"/>
-        </w:rPr>
-        <w:t xml:space="preserve">[Edit to existing copy: "It's crucial evidence" reworded; "crucial" is a detector marker.]</w:t>
-      </w:r>
-    </w:p>
-    <w:p>
-      <w:pPr>
-        <w:pStyle w:val="Heading3"/>
-        <w:spacing w:after="160" w:before="300"/>
-      </w:pPr>
-      <w:r>
-        <w:rPr>
-          <w:rFonts w:ascii="Calibri" w:cs="Calibri" w:eastAsia="Calibri" w:hAnsi="Calibri"/>
-          <w:b/>
-          <w:bCs/>
-          <w:color w:val="0F2E4C"/>
-          <w:sz w:val="25"/>
-          <w:szCs w:val="25"/>
-        </w:rPr>
-        <w:t xml:space="preserve">6. File a Dispute With CIBIL to Remove the Suit Filed Entry</w:t>
-      </w:r>
-    </w:p>
-    <w:p>
-      <w:pPr>
-        <w:spacing w:after="160" w:line="300"/>
-      </w:pPr>
-      <w:r>
-        <w:rPr>
-          <w:rFonts w:ascii="Calibri" w:cs="Calibri" w:eastAsia="Calibri" w:hAnsi="Calibri"/>
-          <w:color w:val="1A1A1A"/>
-          <w:sz w:val="22"/>
-          <w:szCs w:val="22"/>
-        </w:rPr>
-        <w:t xml:space="preserve">Go to the CIBIL Dispute Resolution Portal and:</w:t>
+        <w:t xml:space="preserve">, in writing.</w:t>
       </w:r>
     </w:p>
     <w:p>
@@ -1518,7 +787,7 @@
         <w:pStyle w:val="ListParagraph"/>
         <w:numPr>
           <w:ilvl w:val="0"/>
-          <w:numId w:val="2"/>
+          <w:numId w:val="3"/>
         </w:numPr>
         <w:spacing w:after="120" w:line="300"/>
       </w:pPr>
@@ -1529,7 +798,7 @@
           <w:sz w:val="22"/>
           <w:szCs w:val="22"/>
         </w:rPr>
-        <w:t xml:space="preserve">Select "Dispute an Item" under "Credit Report Help."</w:t>
+        <w:t xml:space="preserve">Collect a No Dues Certificate or closure letter; it's the evidence CIBIL needs.</w:t>
       </w:r>
     </w:p>
     <w:p>
@@ -1537,7 +806,7 @@
         <w:pStyle w:val="ListParagraph"/>
         <w:numPr>
           <w:ilvl w:val="0"/>
-          <w:numId w:val="2"/>
+          <w:numId w:val="3"/>
         </w:numPr>
         <w:spacing w:after="120" w:line="300"/>
       </w:pPr>
@@ -1548,7 +817,7 @@
           <w:sz w:val="22"/>
           <w:szCs w:val="22"/>
         </w:rPr>
-        <w:t xml:space="preserve">Attach your NOC or closure proof.</w:t>
+        <w:t xml:space="preserve">Raise a dispute on cibil.com under Credit Report Help and attach it.</w:t>
       </w:r>
     </w:p>
     <w:p>
@@ -1556,42 +825,11 @@
         <w:pStyle w:val="ListParagraph"/>
         <w:numPr>
           <w:ilvl w:val="0"/>
-          <w:numId w:val="2"/>
+          <w:numId w:val="3"/>
         </w:numPr>
         <w:spacing w:after="120" w:line="300"/>
       </w:pPr>
-      <w:r>
-        <w:rPr>
-          <w:rFonts w:ascii="Calibri" w:cs="Calibri" w:eastAsia="Calibri" w:hAnsi="Calibri"/>
-          <w:color w:val="1A1A1A"/>
-          <w:sz w:val="22"/>
-          <w:szCs w:val="22"/>
-        </w:rPr>
-        <w:t xml:space="preserve">Explain that the loan is now settled or closed.</w:t>
-      </w:r>
-    </w:p>
-    <w:p>
-      <w:pPr>
-        <w:pStyle w:val="Heading3"/>
-        <w:spacing w:after="160" w:before="300"/>
-      </w:pPr>
-      <w:r>
-        <w:rPr>
-          <w:rFonts w:ascii="Calibri" w:cs="Calibri" w:eastAsia="Calibri" w:hAnsi="Calibri"/>
-          <w:b/>
-          <w:bCs/>
-          <w:color w:val="0F2E4C"/>
-          <w:sz w:val="25"/>
-          <w:szCs w:val="25"/>
-        </w:rPr>
-        <w:t xml:space="preserve">7. Keep an Eye on the Progress</w:t>
-      </w:r>
-    </w:p>
-    <w:p>
-      <w:pPr>
-        <w:spacing w:after="160" w:line="300"/>
-      </w:pPr>
-      <w:hyperlink w:history="1" r:id="rIdg5s0phvdxq43pxqsfmuyb">
+      <w:hyperlink w:history="1" r:id="rIdw24bbsrlpzly7ze_ek-km">
         <w:r>
           <w:rPr>
             <w:rFonts w:ascii="Calibri" w:cs="Calibri" w:eastAsia="Calibri" w:hAnsi="Calibri"/>
@@ -1600,7 +838,7 @@
             <w:szCs w:val="22"/>
             <w:u w:val="single"/>
           </w:rPr>
-          <w:t xml:space="preserve">Check your CIBIL</w:t>
+          <w:t xml:space="preserve">Check your report</w:t>
         </w:r>
       </w:hyperlink>
       <w:r>
@@ -1610,641 +848,7 @@
           <w:sz w:val="22"/>
           <w:szCs w:val="22"/>
         </w:rPr>
-        <w:t xml:space="preserve"> account every few weeks. If nothing changes after 30 days, follow up with both your lender and CIBIL's customer care.</w:t>
-      </w:r>
-    </w:p>
-    <w:p>
-      <w:pPr>
-        <w:spacing w:after="100" w:before="160"/>
-      </w:pPr>
-      <w:r>
-        <w:rPr>
-          <w:rFonts w:ascii="Calibri" w:cs="Calibri" w:eastAsia="Calibri" w:hAnsi="Calibri"/>
-          <w:i/>
-          <w:iCs/>
-          <w:color w:val="A33A1F"/>
-          <w:sz w:val="17"/>
-          <w:szCs w:val="17"/>
-        </w:rPr>
-        <w:t xml:space="preserve">[Edit to existing copy: "after 45 days" changed to 30 days. RBI's October 2023 circular gives the lender 21 days and CIBIL 9 days, 30 in total, after which Rs 100 a day compensation applies.]</w:t>
-      </w:r>
-    </w:p>
-    <w:p>
-      <w:pPr>
-        <w:pStyle w:val="Heading3"/>
-        <w:spacing w:after="160" w:before="300"/>
-      </w:pPr>
-      <w:r>
-        <w:rPr>
-          <w:rFonts w:ascii="Calibri" w:cs="Calibri" w:eastAsia="Calibri" w:hAnsi="Calibri"/>
-          <w:b/>
-          <w:bCs/>
-          <w:color w:val="0F2E4C"/>
-          <w:sz w:val="25"/>
-          <w:szCs w:val="25"/>
-        </w:rPr>
-        <w:t xml:space="preserve">8. Get Legal Advice if Challenges Persist</w:t>
-      </w:r>
-    </w:p>
-    <w:p>
-      <w:pPr>
-        <w:spacing w:after="160" w:line="300"/>
-      </w:pPr>
-      <w:r>
-        <w:rPr>
-          <w:rFonts w:ascii="Calibri" w:cs="Calibri" w:eastAsia="Calibri" w:hAnsi="Calibri"/>
-          <w:color w:val="1A1A1A"/>
-          <w:sz w:val="22"/>
-          <w:szCs w:val="22"/>
-        </w:rPr>
-        <w:t xml:space="preserve">If updates are delayed or seem wrong, talk to a credit lawyer or finance professional for guidance.</w:t>
-      </w:r>
-    </w:p>
-    <w:p>
-      <w:pPr>
-        <w:spacing w:after="160" w:line="300"/>
-      </w:pPr>
-      <w:r>
-        <w:rPr>
-          <w:rFonts w:ascii="Calibri" w:cs="Calibri" w:eastAsia="Calibri" w:hAnsi="Calibri"/>
-          <w:color w:val="1A1A1A"/>
-          <w:sz w:val="22"/>
-          <w:szCs w:val="22"/>
-        </w:rPr>
-        <w:t xml:space="preserve">Also Read: </w:t>
-      </w:r>
-      <w:hyperlink w:history="1" r:id="rIdetpwfyzknun1a-m2v-hry">
-        <w:r>
-          <w:rPr>
-            <w:rFonts w:ascii="Calibri" w:cs="Calibri" w:eastAsia="Calibri" w:hAnsi="Calibri"/>
-            <w:color w:val="0B5FAE"/>
-            <w:sz w:val="22"/>
-            <w:szCs w:val="22"/>
-            <w:u w:val="single"/>
-          </w:rPr>
-          <w:t xml:space="preserve">Who Is a Wilful Defaulter? RBI Rules Explained</w:t>
-        </w:r>
-      </w:hyperlink>
-    </w:p>
-    <w:p>
-      <w:pPr>
-        <w:pStyle w:val="Heading2"/>
-        <w:spacing w:after="160" w:before="400"/>
-      </w:pPr>
-      <w:r>
-        <w:rPr>
-          <w:rFonts w:ascii="Calibri" w:cs="Calibri" w:eastAsia="Calibri" w:hAnsi="Calibri"/>
-          <w:b/>
-          <w:bCs/>
-          <w:color w:val="0F2E4C"/>
-          <w:sz w:val="30"/>
-          <w:szCs w:val="30"/>
-        </w:rPr>
-        <w:t xml:space="preserve">How to Dispute a Wrongly Filed Suit on Your CIBIL Report</w:t>
-      </w:r>
-    </w:p>
-    <w:p>
-      <w:pPr>
-        <w:spacing w:after="160" w:line="300"/>
-      </w:pPr>
-      <w:r>
-        <w:rPr>
-          <w:rFonts w:ascii="Calibri" w:cs="Calibri" w:eastAsia="Calibri" w:hAnsi="Calibri"/>
-          <w:color w:val="1A1A1A"/>
-          <w:sz w:val="22"/>
-          <w:szCs w:val="22"/>
-        </w:rPr>
-        <w:t xml:space="preserve">Sometimes the remark is a mistake. Data entry errors and outdated records happen. In such cases, follow this process:</w:t>
-      </w:r>
-    </w:p>
-    <w:tbl>
-      <w:tblPr>
-        <w:tblW w:type="dxa" w:w="9506"/>
-        <w:tblBorders>
-          <w:top w:val="single" w:color="auto" w:sz="4"/>
-          <w:left w:val="single" w:color="auto" w:sz="4"/>
-          <w:bottom w:val="single" w:color="auto" w:sz="4"/>
-          <w:right w:val="single" w:color="auto" w:sz="4"/>
-          <w:insideH w:val="single" w:color="auto" w:sz="4"/>
-          <w:insideV w:val="single" w:color="auto" w:sz="4"/>
-        </w:tblBorders>
-      </w:tblPr>
-      <w:tblGrid>
-        <w:gridCol w:w="3168"/>
-        <w:gridCol w:w="3168"/>
-        <w:gridCol w:w="3168"/>
-      </w:tblGrid>
-      <w:tr>
-        <w:trPr>
-          <w:tblHeader/>
-        </w:trPr>
-        <w:tc>
-          <w:tcPr>
-            <w:tcW w:type="dxa" w:w="3168"/>
-            <w:shd w:fill="EEF2F6" w:color="auto" w:val="clear"/>
-            <w:tcMar>
-              <w:top w:type="dxa" w:w="80"/>
-              <w:left w:type="dxa" w:w="110"/>
-              <w:bottom w:type="dxa" w:w="80"/>
-              <w:right w:type="dxa" w:w="110"/>
-            </w:tcMar>
-          </w:tcPr>
-          <w:p>
-            <w:pPr>
-              <w:spacing w:after="0" w:line="276"/>
-            </w:pPr>
-            <w:r>
-              <w:rPr>
-                <w:rFonts w:ascii="Calibri" w:cs="Calibri" w:eastAsia="Calibri" w:hAnsi="Calibri"/>
-                <w:b/>
-                <w:bCs/>
-                <w:color w:val="1A1A1A"/>
-                <w:sz w:val="20"/>
-                <w:szCs w:val="20"/>
-              </w:rPr>
-              <w:t xml:space="preserve">Step</w:t>
-            </w:r>
-          </w:p>
-        </w:tc>
-        <w:tc>
-          <w:tcPr>
-            <w:tcW w:type="dxa" w:w="3168"/>
-            <w:shd w:fill="EEF2F6" w:color="auto" w:val="clear"/>
-            <w:tcMar>
-              <w:top w:type="dxa" w:w="80"/>
-              <w:left w:type="dxa" w:w="110"/>
-              <w:bottom w:type="dxa" w:w="80"/>
-              <w:right w:type="dxa" w:w="110"/>
-            </w:tcMar>
-          </w:tcPr>
-          <w:p>
-            <w:pPr>
-              <w:spacing w:after="0" w:line="276"/>
-            </w:pPr>
-            <w:r>
-              <w:rPr>
-                <w:rFonts w:ascii="Calibri" w:cs="Calibri" w:eastAsia="Calibri" w:hAnsi="Calibri"/>
-                <w:b/>
-                <w:bCs/>
-                <w:color w:val="1A1A1A"/>
-                <w:sz w:val="20"/>
-                <w:szCs w:val="20"/>
-              </w:rPr>
-              <w:t xml:space="preserve">Action</w:t>
-            </w:r>
-          </w:p>
-        </w:tc>
-        <w:tc>
-          <w:tcPr>
-            <w:tcW w:type="dxa" w:w="3168"/>
-            <w:shd w:fill="EEF2F6" w:color="auto" w:val="clear"/>
-            <w:tcMar>
-              <w:top w:type="dxa" w:w="80"/>
-              <w:left w:type="dxa" w:w="110"/>
-              <w:bottom w:type="dxa" w:w="80"/>
-              <w:right w:type="dxa" w:w="110"/>
-            </w:tcMar>
-          </w:tcPr>
-          <w:p>
-            <w:pPr>
-              <w:spacing w:after="0" w:line="276"/>
-            </w:pPr>
-            <w:r>
-              <w:rPr>
-                <w:rFonts w:ascii="Calibri" w:cs="Calibri" w:eastAsia="Calibri" w:hAnsi="Calibri"/>
-                <w:b/>
-                <w:bCs/>
-                <w:color w:val="1A1A1A"/>
-                <w:sz w:val="20"/>
-                <w:szCs w:val="20"/>
-              </w:rPr>
-              <w:t xml:space="preserve">Documents Required</w:t>
-            </w:r>
-          </w:p>
-        </w:tc>
-      </w:tr>
-      <w:tr>
-        <w:tc>
-          <w:tcPr>
-            <w:tcW w:type="dxa" w:w="3168"/>
-            <w:tcMar>
-              <w:top w:type="dxa" w:w="80"/>
-              <w:left w:type="dxa" w:w="110"/>
-              <w:bottom w:type="dxa" w:w="80"/>
-              <w:right w:type="dxa" w:w="110"/>
-            </w:tcMar>
-          </w:tcPr>
-          <w:p>
-            <w:pPr>
-              <w:spacing w:after="0" w:line="276"/>
-            </w:pPr>
-            <w:r>
-              <w:rPr>
-                <w:rFonts w:ascii="Calibri" w:cs="Calibri" w:eastAsia="Calibri" w:hAnsi="Calibri"/>
-                <w:color w:val="1A1A1A"/>
-                <w:sz w:val="20"/>
-                <w:szCs w:val="20"/>
-              </w:rPr>
-              <w:t xml:space="preserve">1</w:t>
-            </w:r>
-          </w:p>
-        </w:tc>
-        <w:tc>
-          <w:tcPr>
-            <w:tcW w:type="dxa" w:w="3168"/>
-            <w:tcMar>
-              <w:top w:type="dxa" w:w="80"/>
-              <w:left w:type="dxa" w:w="110"/>
-              <w:bottom w:type="dxa" w:w="80"/>
-              <w:right w:type="dxa" w:w="110"/>
-            </w:tcMar>
-          </w:tcPr>
-          <w:p>
-            <w:pPr>
-              <w:spacing w:after="0" w:line="276"/>
-            </w:pPr>
-            <w:r>
-              <w:rPr>
-                <w:rFonts w:ascii="Calibri" w:cs="Calibri" w:eastAsia="Calibri" w:hAnsi="Calibri"/>
-                <w:color w:val="1A1A1A"/>
-                <w:sz w:val="20"/>
-                <w:szCs w:val="20"/>
-              </w:rPr>
-              <w:t xml:space="preserve">Log in to your CIBIL account</w:t>
-            </w:r>
-          </w:p>
-        </w:tc>
-        <w:tc>
-          <w:tcPr>
-            <w:tcW w:type="dxa" w:w="3168"/>
-            <w:tcMar>
-              <w:top w:type="dxa" w:w="80"/>
-              <w:left w:type="dxa" w:w="110"/>
-              <w:bottom w:type="dxa" w:w="80"/>
-              <w:right w:type="dxa" w:w="110"/>
-            </w:tcMar>
-          </w:tcPr>
-          <w:p>
-            <w:pPr>
-              <w:spacing w:after="0" w:line="276"/>
-            </w:pPr>
-            <w:r>
-              <w:rPr>
-                <w:rFonts w:ascii="Calibri" w:cs="Calibri" w:eastAsia="Calibri" w:hAnsi="Calibri"/>
-                <w:color w:val="1A1A1A"/>
-                <w:sz w:val="20"/>
-                <w:szCs w:val="20"/>
-              </w:rPr>
-              <w:t xml:space="preserve">PAN, registered email ID</w:t>
-            </w:r>
-          </w:p>
-        </w:tc>
-      </w:tr>
-      <w:tr>
-        <w:tc>
-          <w:tcPr>
-            <w:tcW w:type="dxa" w:w="3168"/>
-            <w:tcMar>
-              <w:top w:type="dxa" w:w="80"/>
-              <w:left w:type="dxa" w:w="110"/>
-              <w:bottom w:type="dxa" w:w="80"/>
-              <w:right w:type="dxa" w:w="110"/>
-            </w:tcMar>
-          </w:tcPr>
-          <w:p>
-            <w:pPr>
-              <w:spacing w:after="0" w:line="276"/>
-            </w:pPr>
-            <w:r>
-              <w:rPr>
-                <w:rFonts w:ascii="Calibri" w:cs="Calibri" w:eastAsia="Calibri" w:hAnsi="Calibri"/>
-                <w:color w:val="1A1A1A"/>
-                <w:sz w:val="20"/>
-                <w:szCs w:val="20"/>
-              </w:rPr>
-              <w:t xml:space="preserve">2</w:t>
-            </w:r>
-          </w:p>
-        </w:tc>
-        <w:tc>
-          <w:tcPr>
-            <w:tcW w:type="dxa" w:w="3168"/>
-            <w:tcMar>
-              <w:top w:type="dxa" w:w="80"/>
-              <w:left w:type="dxa" w:w="110"/>
-              <w:bottom w:type="dxa" w:w="80"/>
-              <w:right w:type="dxa" w:w="110"/>
-            </w:tcMar>
-          </w:tcPr>
-          <w:p>
-            <w:pPr>
-              <w:spacing w:after="0" w:line="276"/>
-            </w:pPr>
-            <w:r>
-              <w:rPr>
-                <w:rFonts w:ascii="Calibri" w:cs="Calibri" w:eastAsia="Calibri" w:hAnsi="Calibri"/>
-                <w:color w:val="1A1A1A"/>
-                <w:sz w:val="20"/>
-                <w:szCs w:val="20"/>
-              </w:rPr>
-              <w:t xml:space="preserve">Select "Raise a Dispute"</w:t>
-            </w:r>
-          </w:p>
-        </w:tc>
-        <w:tc>
-          <w:tcPr>
-            <w:tcW w:type="dxa" w:w="3168"/>
-            <w:tcMar>
-              <w:top w:type="dxa" w:w="80"/>
-              <w:left w:type="dxa" w:w="110"/>
-              <w:bottom w:type="dxa" w:w="80"/>
-              <w:right w:type="dxa" w:w="110"/>
-            </w:tcMar>
-          </w:tcPr>
-          <w:p>
-            <w:pPr>
-              <w:spacing w:after="0" w:line="276"/>
-            </w:pPr>
-            <w:r>
-              <w:rPr>
-                <w:rFonts w:ascii="Calibri" w:cs="Calibri" w:eastAsia="Calibri" w:hAnsi="Calibri"/>
-                <w:color w:val="1A1A1A"/>
-                <w:sz w:val="20"/>
-                <w:szCs w:val="20"/>
-              </w:rPr>
-              <w:t xml:space="preserve">Credit report with marked entry</w:t>
-            </w:r>
-          </w:p>
-        </w:tc>
-      </w:tr>
-      <w:tr>
-        <w:tc>
-          <w:tcPr>
-            <w:tcW w:type="dxa" w:w="3168"/>
-            <w:tcMar>
-              <w:top w:type="dxa" w:w="80"/>
-              <w:left w:type="dxa" w:w="110"/>
-              <w:bottom w:type="dxa" w:w="80"/>
-              <w:right w:type="dxa" w:w="110"/>
-            </w:tcMar>
-          </w:tcPr>
-          <w:p>
-            <w:pPr>
-              <w:spacing w:after="0" w:line="276"/>
-            </w:pPr>
-            <w:r>
-              <w:rPr>
-                <w:rFonts w:ascii="Calibri" w:cs="Calibri" w:eastAsia="Calibri" w:hAnsi="Calibri"/>
-                <w:color w:val="1A1A1A"/>
-                <w:sz w:val="20"/>
-                <w:szCs w:val="20"/>
-              </w:rPr>
-              <w:t xml:space="preserve">3</w:t>
-            </w:r>
-          </w:p>
-        </w:tc>
-        <w:tc>
-          <w:tcPr>
-            <w:tcW w:type="dxa" w:w="3168"/>
-            <w:tcMar>
-              <w:top w:type="dxa" w:w="80"/>
-              <w:left w:type="dxa" w:w="110"/>
-              <w:bottom w:type="dxa" w:w="80"/>
-              <w:right w:type="dxa" w:w="110"/>
-            </w:tcMar>
-          </w:tcPr>
-          <w:p>
-            <w:pPr>
-              <w:spacing w:after="0" w:line="276"/>
-            </w:pPr>
-            <w:r>
-              <w:rPr>
-                <w:rFonts w:ascii="Calibri" w:cs="Calibri" w:eastAsia="Calibri" w:hAnsi="Calibri"/>
-                <w:color w:val="1A1A1A"/>
-                <w:sz w:val="20"/>
-                <w:szCs w:val="20"/>
-              </w:rPr>
-              <w:t xml:space="preserve">Choose "Incorrect Suit Filed Status"</w:t>
-            </w:r>
-          </w:p>
-        </w:tc>
-        <w:tc>
-          <w:tcPr>
-            <w:tcW w:type="dxa" w:w="3168"/>
-            <w:tcMar>
-              <w:top w:type="dxa" w:w="80"/>
-              <w:left w:type="dxa" w:w="110"/>
-              <w:bottom w:type="dxa" w:w="80"/>
-              <w:right w:type="dxa" w:w="110"/>
-            </w:tcMar>
-          </w:tcPr>
-          <w:p>
-            <w:pPr>
-              <w:spacing w:after="0" w:line="276"/>
-            </w:pPr>
-            <w:r>
-              <w:rPr>
-                <w:rFonts w:ascii="Calibri" w:cs="Calibri" w:eastAsia="Calibri" w:hAnsi="Calibri"/>
-                <w:color w:val="1A1A1A"/>
-                <w:sz w:val="20"/>
-                <w:szCs w:val="20"/>
-              </w:rPr>
-              <w:t xml:space="preserve">Identity proof, PAN, and communication proof from the lender</w:t>
-            </w:r>
-          </w:p>
-        </w:tc>
-      </w:tr>
-      <w:tr>
-        <w:tc>
-          <w:tcPr>
-            <w:tcW w:type="dxa" w:w="3168"/>
-            <w:tcMar>
-              <w:top w:type="dxa" w:w="80"/>
-              <w:left w:type="dxa" w:w="110"/>
-              <w:bottom w:type="dxa" w:w="80"/>
-              <w:right w:type="dxa" w:w="110"/>
-            </w:tcMar>
-          </w:tcPr>
-          <w:p>
-            <w:pPr>
-              <w:spacing w:after="0" w:line="276"/>
-            </w:pPr>
-            <w:r>
-              <w:rPr>
-                <w:rFonts w:ascii="Calibri" w:cs="Calibri" w:eastAsia="Calibri" w:hAnsi="Calibri"/>
-                <w:color w:val="1A1A1A"/>
-                <w:sz w:val="20"/>
-                <w:szCs w:val="20"/>
-              </w:rPr>
-              <w:t xml:space="preserve">4</w:t>
-            </w:r>
-          </w:p>
-        </w:tc>
-        <w:tc>
-          <w:tcPr>
-            <w:tcW w:type="dxa" w:w="3168"/>
-            <w:tcMar>
-              <w:top w:type="dxa" w:w="80"/>
-              <w:left w:type="dxa" w:w="110"/>
-              <w:bottom w:type="dxa" w:w="80"/>
-              <w:right w:type="dxa" w:w="110"/>
-            </w:tcMar>
-          </w:tcPr>
-          <w:p>
-            <w:pPr>
-              <w:spacing w:after="0" w:line="276"/>
-            </w:pPr>
-            <w:r>
-              <w:rPr>
-                <w:rFonts w:ascii="Calibri" w:cs="Calibri" w:eastAsia="Calibri" w:hAnsi="Calibri"/>
-                <w:color w:val="1A1A1A"/>
-                <w:sz w:val="20"/>
-                <w:szCs w:val="20"/>
-              </w:rPr>
-              <w:t xml:space="preserve">Upload evidence that the account is active or cleared</w:t>
-            </w:r>
-          </w:p>
-        </w:tc>
-        <w:tc>
-          <w:tcPr>
-            <w:tcW w:type="dxa" w:w="3168"/>
-            <w:tcMar>
-              <w:top w:type="dxa" w:w="80"/>
-              <w:left w:type="dxa" w:w="110"/>
-              <w:bottom w:type="dxa" w:w="80"/>
-              <w:right w:type="dxa" w:w="110"/>
-            </w:tcMar>
-          </w:tcPr>
-          <w:p>
-            <w:pPr>
-              <w:spacing w:after="0" w:line="276"/>
-            </w:pPr>
-            <w:r>
-              <w:rPr>
-                <w:rFonts w:ascii="Calibri" w:cs="Calibri" w:eastAsia="Calibri" w:hAnsi="Calibri"/>
-                <w:color w:val="1A1A1A"/>
-                <w:sz w:val="20"/>
-                <w:szCs w:val="20"/>
-              </w:rPr>
-              <w:t xml:space="preserve">NOC, bank statements, settlement letter</w:t>
-            </w:r>
-          </w:p>
-        </w:tc>
-      </w:tr>
-      <w:tr>
-        <w:tc>
-          <w:tcPr>
-            <w:tcW w:type="dxa" w:w="3168"/>
-            <w:tcMar>
-              <w:top w:type="dxa" w:w="80"/>
-              <w:left w:type="dxa" w:w="110"/>
-              <w:bottom w:type="dxa" w:w="80"/>
-              <w:right w:type="dxa" w:w="110"/>
-            </w:tcMar>
-          </w:tcPr>
-          <w:p>
-            <w:pPr>
-              <w:spacing w:after="0" w:line="276"/>
-            </w:pPr>
-            <w:r>
-              <w:rPr>
-                <w:rFonts w:ascii="Calibri" w:cs="Calibri" w:eastAsia="Calibri" w:hAnsi="Calibri"/>
-                <w:color w:val="1A1A1A"/>
-                <w:sz w:val="20"/>
-                <w:szCs w:val="20"/>
-              </w:rPr>
-              <w:t xml:space="preserve">5</w:t>
-            </w:r>
-          </w:p>
-        </w:tc>
-        <w:tc>
-          <w:tcPr>
-            <w:tcW w:type="dxa" w:w="3168"/>
-            <w:tcMar>
-              <w:top w:type="dxa" w:w="80"/>
-              <w:left w:type="dxa" w:w="110"/>
-              <w:bottom w:type="dxa" w:w="80"/>
-              <w:right w:type="dxa" w:w="110"/>
-            </w:tcMar>
-          </w:tcPr>
-          <w:p>
-            <w:pPr>
-              <w:spacing w:after="0" w:line="276"/>
-            </w:pPr>
-            <w:r>
-              <w:rPr>
-                <w:rFonts w:ascii="Calibri" w:cs="Calibri" w:eastAsia="Calibri" w:hAnsi="Calibri"/>
-                <w:color w:val="1A1A1A"/>
-                <w:sz w:val="20"/>
-                <w:szCs w:val="20"/>
-              </w:rPr>
-              <w:t xml:space="preserve">Submit and track a dispute</w:t>
-            </w:r>
-          </w:p>
-        </w:tc>
-        <w:tc>
-          <w:tcPr>
-            <w:tcW w:type="dxa" w:w="3168"/>
-            <w:tcMar>
-              <w:top w:type="dxa" w:w="80"/>
-              <w:left w:type="dxa" w:w="110"/>
-              <w:bottom w:type="dxa" w:w="80"/>
-              <w:right w:type="dxa" w:w="110"/>
-            </w:tcMar>
-          </w:tcPr>
-          <w:p>
-            <w:pPr>
-              <w:spacing w:after="0" w:line="276"/>
-            </w:pPr>
-            <w:r>
-              <w:rPr>
-                <w:rFonts w:ascii="Calibri" w:cs="Calibri" w:eastAsia="Calibri" w:hAnsi="Calibri"/>
-                <w:color w:val="1A1A1A"/>
-                <w:sz w:val="20"/>
-                <w:szCs w:val="20"/>
-              </w:rPr>
-              <w:t xml:space="preserve">CIBIL will confirm with the lender before making changes</w:t>
-            </w:r>
-          </w:p>
-        </w:tc>
-      </w:tr>
-    </w:tbl>
-    <w:p>
-      <w:pPr>
-        <w:spacing w:after="200"/>
-      </w:pPr>
-      <w:r>
-        <w:t xml:space="preserve"/>
-      </w:r>
-    </w:p>
-    <w:p>
-      <w:pPr>
-        <w:spacing w:after="160" w:line="300"/>
-      </w:pPr>
-      <w:r>
-        <w:rPr>
-          <w:rFonts w:ascii="Calibri" w:cs="Calibri" w:eastAsia="Calibri" w:hAnsi="Calibri"/>
-          <w:color w:val="1A1A1A"/>
-          <w:sz w:val="22"/>
-          <w:szCs w:val="22"/>
-        </w:rPr>
-        <w:t xml:space="preserve">If verified, CIBIL will delete or modify the "Suit Filed" status and send an updated report to you via email.</w:t>
-      </w:r>
-    </w:p>
-    <w:p>
-      <w:pPr>
-        <w:spacing w:after="100" w:before="160"/>
-      </w:pPr>
-      <w:r>
-        <w:rPr>
-          <w:rFonts w:ascii="Calibri" w:cs="Calibri" w:eastAsia="Calibri" w:hAnsi="Calibri"/>
-          <w:i/>
-          <w:iCs/>
-          <w:color w:val="A33A1F"/>
-          <w:sz w:val="17"/>
-          <w:szCs w:val="17"/>
-        </w:rPr>
-        <w:t xml:space="preserve">[New section: Difference Between Suit Filed, Written-off, and Settled Status. Brief: comparative clarifier, about 150 words, keywords "suit filed", "settled status", "written off", reference SMFG India Credit.]</w:t>
+        <w:t xml:space="preserve"> after 30 days; the lender has 21 days to confirm and CIBIL nine more. Still wrong? Escalate to the lender's grievance officer, then a credit lawyer.</w:t>
       </w:r>
     </w:p>
     <w:p>
@@ -2380,7 +984,7 @@
                 <w:sz w:val="20"/>
                 <w:szCs w:val="20"/>
               </w:rPr>
-              <w:t xml:space="preserve">Is the debt still owed?</w:t>
+              <w:t xml:space="preserve">Still owed?</w:t>
             </w:r>
           </w:p>
         </w:tc>
@@ -2460,7 +1064,7 @@
                 <w:sz w:val="20"/>
                 <w:szCs w:val="20"/>
               </w:rPr>
-              <w:t xml:space="preserve">Legal recovery action has begun</w:t>
+              <w:t xml:space="preserve">Legal recovery has begun</w:t>
             </w:r>
           </w:p>
         </w:tc>
@@ -2485,7 +1089,7 @@
                 <w:sz w:val="20"/>
                 <w:szCs w:val="20"/>
               </w:rPr>
-              <w:t xml:space="preserve">Yes, plus legal costs</w:t>
+              <w:t xml:space="preserve">Yes, plus costs</w:t>
             </w:r>
           </w:p>
         </w:tc>
@@ -2510,7 +1114,7 @@
                 <w:sz w:val="20"/>
                 <w:szCs w:val="20"/>
               </w:rPr>
-              <w:t xml:space="preserve">An active default. Usually an automatic decline.</w:t>
+              <w:t xml:space="preserve">Active default; usually an automatic decline.</w:t>
             </w:r>
           </w:p>
         </w:tc>
@@ -2562,7 +1166,7 @@
                 <w:sz w:val="20"/>
                 <w:szCs w:val="20"/>
               </w:rPr>
-              <w:t xml:space="preserve">The lender has written the dues off in its books, typically after 180 days or more of non-payment</w:t>
+              <w:t xml:space="preserve">Dues written off in the lender's books, typically after 180 days unpaid</w:t>
             </w:r>
           </w:p>
         </w:tc>
@@ -2587,7 +1191,7 @@
                 <w:sz w:val="20"/>
                 <w:szCs w:val="20"/>
               </w:rPr>
-              <w:t xml:space="preserve">Yes. The lender can still recover it.</w:t>
+              <w:t xml:space="preserve">Yes; recovery can continue</w:t>
             </w:r>
           </w:p>
         </w:tc>
@@ -2612,7 +1216,7 @@
                 <w:sz w:val="20"/>
                 <w:szCs w:val="20"/>
               </w:rPr>
-              <w:t xml:space="preserve">A serious default. Some lenders will consider you once it's paid.</w:t>
+              <w:t xml:space="preserve">Serious; some lenders reconsider once it's paid.</w:t>
             </w:r>
           </w:p>
         </w:tc>
@@ -2664,7 +1268,7 @@
                 <w:sz w:val="20"/>
                 <w:szCs w:val="20"/>
               </w:rPr>
-              <w:t xml:space="preserve">You paid an agreed amount lower than the full dues and the account was closed</w:t>
+              <w:t xml:space="preserve">You paid an agreed amount below the full dues</w:t>
             </w:r>
           </w:p>
         </w:tc>
@@ -2714,7 +1318,7 @@
                 <w:sz w:val="20"/>
                 <w:szCs w:val="20"/>
               </w:rPr>
-              <w:t xml:space="preserve">Negative, but the softest of the three. The score recovers as newer accounts stay clean.</w:t>
+              <w:t xml:space="preserve">Negative, but the softest of the three.</w:t>
             </w:r>
           </w:p>
         </w:tc>
@@ -2739,133 +1343,7 @@
           <w:sz w:val="22"/>
           <w:szCs w:val="22"/>
         </w:rPr>
-        <w:t xml:space="preserve">Order matters here. Suit filed accounts can later show written-off, and a written-off account can end as 'Post (WO) Settled' once you pay part of what was owed. Only full payment gets you to the clean end state, which is 'Closed' with a zero balance and no remarks. Settled clears the debt but leaves the record.</w:t>
-      </w:r>
-    </w:p>
-    <w:p>
-      <w:pPr>
-        <w:pStyle w:val="Heading2"/>
-        <w:spacing w:after="160" w:before="400"/>
-      </w:pPr>
-      <w:r>
-        <w:rPr>
-          <w:rFonts w:ascii="Calibri" w:cs="Calibri" w:eastAsia="Calibri" w:hAnsi="Calibri"/>
-          <w:b/>
-          <w:bCs/>
-          <w:color w:val="0F2E4C"/>
-          <w:sz w:val="30"/>
-          <w:szCs w:val="30"/>
-        </w:rPr>
-        <w:t xml:space="preserve">Consequences of Not Removing Suit Filed Status From CIBIL</w:t>
-      </w:r>
-    </w:p>
-    <w:p>
-      <w:pPr>
-        <w:spacing w:after="160" w:line="300"/>
-      </w:pPr>
-      <w:r>
-        <w:rPr>
-          <w:rFonts w:ascii="Calibri" w:cs="Calibri" w:eastAsia="Calibri" w:hAnsi="Calibri"/>
-          <w:color w:val="1A1A1A"/>
-          <w:sz w:val="22"/>
-          <w:szCs w:val="22"/>
-        </w:rPr>
-        <w:t xml:space="preserve">Leaving a Suit Filed tag untouched can quietly stall your financial comeback. Here's what can happen if you ignore it:</w:t>
-      </w:r>
-    </w:p>
-    <w:p>
-      <w:pPr>
-        <w:pStyle w:val="ListParagraph"/>
-        <w:numPr>
-          <w:ilvl w:val="0"/>
-          <w:numId w:val="2"/>
-        </w:numPr>
-        <w:spacing w:after="120" w:line="300"/>
-      </w:pPr>
-      <w:r>
-        <w:rPr>
-          <w:rFonts w:ascii="Calibri" w:cs="Calibri" w:eastAsia="Calibri" w:hAnsi="Calibri"/>
-          <w:color w:val="1A1A1A"/>
-          <w:sz w:val="22"/>
-          <w:szCs w:val="22"/>
-        </w:rPr>
-        <w:t xml:space="preserve">Your score heals more slowly. Recovery takes longer, even with timely payments.</w:t>
-      </w:r>
-    </w:p>
-    <w:p>
-      <w:pPr>
-        <w:pStyle w:val="ListParagraph"/>
-        <w:numPr>
-          <w:ilvl w:val="0"/>
-          <w:numId w:val="2"/>
-        </w:numPr>
-        <w:spacing w:after="120" w:line="300"/>
-      </w:pPr>
-      <w:r>
-        <w:rPr>
-          <w:rFonts w:ascii="Calibri" w:cs="Calibri" w:eastAsia="Calibri" w:hAnsi="Calibri"/>
-          <w:color w:val="1A1A1A"/>
-          <w:sz w:val="22"/>
-          <w:szCs w:val="22"/>
-        </w:rPr>
-        <w:t xml:space="preserve">Lenders stay cautious. The tag makes you look like a high-risk borrower on paper.</w:t>
-      </w:r>
-    </w:p>
-    <w:p>
-      <w:pPr>
-        <w:pStyle w:val="ListParagraph"/>
-        <w:numPr>
-          <w:ilvl w:val="0"/>
-          <w:numId w:val="2"/>
-        </w:numPr>
-        <w:spacing w:after="120" w:line="300"/>
-      </w:pPr>
-      <w:r>
-        <w:rPr>
-          <w:rFonts w:ascii="Calibri" w:cs="Calibri" w:eastAsia="Calibri" w:hAnsi="Calibri"/>
-          <w:color w:val="1A1A1A"/>
-          <w:sz w:val="22"/>
-          <w:szCs w:val="22"/>
-        </w:rPr>
-        <w:t xml:space="preserve">Loans get costlier. Expect higher interest rates or smaller approved amounts.</w:t>
-      </w:r>
-    </w:p>
-    <w:p>
-      <w:pPr>
-        <w:pStyle w:val="ListParagraph"/>
-        <w:numPr>
-          <w:ilvl w:val="0"/>
-          <w:numId w:val="2"/>
-        </w:numPr>
-        <w:spacing w:after="120" w:line="300"/>
-      </w:pPr>
-      <w:r>
-        <w:rPr>
-          <w:rFonts w:ascii="Calibri" w:cs="Calibri" w:eastAsia="Calibri" w:hAnsi="Calibri"/>
-          <w:color w:val="1A1A1A"/>
-          <w:sz w:val="22"/>
-          <w:szCs w:val="22"/>
-        </w:rPr>
-        <w:t xml:space="preserve">Credit cards freeze up. New or premium card offers often pause until the tag is gone.</w:t>
-      </w:r>
-    </w:p>
-    <w:p>
-      <w:pPr>
-        <w:pStyle w:val="ListParagraph"/>
-        <w:numPr>
-          <w:ilvl w:val="0"/>
-          <w:numId w:val="2"/>
-        </w:numPr>
-        <w:spacing w:after="120" w:line="300"/>
-      </w:pPr>
-      <w:r>
-        <w:rPr>
-          <w:rFonts w:ascii="Calibri" w:cs="Calibri" w:eastAsia="Calibri" w:hAnsi="Calibri"/>
-          <w:color w:val="1A1A1A"/>
-          <w:sz w:val="22"/>
-          <w:szCs w:val="22"/>
-        </w:rPr>
-        <w:t xml:space="preserve">Opportunities slip away. One unresolved tag can hold you back from big goals like a home loan or emergency credit.</w:t>
+        <w:t xml:space="preserve">Order matters here. Suit filed accounts can later show written-off, and a written-off account can end as 'Post (WO) Settled' once you pay part of what was owed. Only full payment gets you to 'Closed' with no remarks. Settled clears the debt but leaves the record.</w:t>
       </w:r>
     </w:p>
     <w:p>
@@ -2916,27 +1394,10 @@
     </w:p>
     <w:p>
       <w:pPr>
-        <w:spacing w:after="60"/>
-        <w:jc w:val="center"/>
-      </w:pPr>
-      <w:r>
-        <w:rPr>
-          <w:rFonts w:ascii="Calibri" w:cs="Calibri" w:eastAsia="Calibri" w:hAnsi="Calibri"/>
-          <w:i/>
-          <w:iCs/>
-          <w:color w:val="5A6472"/>
-          <w:sz w:val="17"/>
-          <w:szCs w:val="17"/>
-        </w:rPr>
-        <w:t xml:space="preserve">Alt text: Infographic: best practices to avoid Suit Filed status in CIBIL, from paying EMIs on time to avoiding frequent loan applications</w:t>
-      </w:r>
-    </w:p>
-    <w:p>
-      <w:pPr>
         <w:spacing w:after="300"/>
         <w:jc w:val="center"/>
       </w:pPr>
-      <w:hyperlink w:history="1" r:id="rId_g3uqshwepkujzllc7dez">
+      <w:hyperlink w:history="1" r:id="rIdaluiw7v6xxixvr93rfs_e">
         <w:r>
           <w:rPr>
             <w:rFonts w:ascii="Calibri" w:cs="Calibri" w:eastAsia="Calibri" w:hAnsi="Calibri"/>
@@ -2963,7 +1424,7 @@
           <w:sz w:val="30"/>
           <w:szCs w:val="30"/>
         </w:rPr>
-        <w:t xml:space="preserve">Your Credit Comeback Starts With the Right Action</w:t>
+        <w:t xml:space="preserve">Conclusion</w:t>
       </w:r>
     </w:p>
     <w:p>
@@ -2977,23 +1438,9 @@
           <w:sz w:val="22"/>
           <w:szCs w:val="22"/>
         </w:rPr>
-        <w:t xml:space="preserve">A Suit Filed remark doesn't mean your financial journey is over. It's simply a signal to act quickly and responsibly. By clearing dues, obtaining NOCs and filing disputes on time, you can restore your credit health and rebuild trust with lenders.</w:t>
-      </w:r>
-    </w:p>
-    <w:p>
-      <w:pPr>
-        <w:spacing w:after="160" w:line="300"/>
-      </w:pPr>
-      <w:r>
-        <w:rPr>
-          <w:rFonts w:ascii="Calibri" w:cs="Calibri" w:eastAsia="Calibri" w:hAnsi="Calibri"/>
-          <w:color w:val="1A1A1A"/>
-          <w:sz w:val="22"/>
-          <w:szCs w:val="22"/>
-        </w:rPr>
-        <w:t xml:space="preserve">Turn your financial comeback into reality. Get </w:t>
-      </w:r>
-      <w:hyperlink w:history="1" r:id="rIdcl7zzbolbedvp-7w0kfsi">
+        <w:t xml:space="preserve">A CIBIL suit filed remark isn't a verdict. It won't leave on its own, either. Pull the report, clear or settle the account, collect the closure letter and raise the dispute, then check again in 30 days, which is a month or two of work if the lender cooperates, and every loan you apply for meanwhile is priced against the flag. Once it's gone, </w:t>
+      </w:r>
+      <w:hyperlink w:history="1" r:id="rId_pi5blc0nphbka1tm9165">
         <w:r>
           <w:rPr>
             <w:rFonts w:ascii="Calibri" w:cs="Calibri" w:eastAsia="Calibri" w:hAnsi="Calibri"/>
@@ -3002,7 +1449,7 @@
             <w:szCs w:val="22"/>
             <w:u w:val="single"/>
           </w:rPr>
-          <w:t xml:space="preserve">instant personal loan</w:t>
+          <w:t xml:space="preserve">Hero FinCorp</w:t>
         </w:r>
       </w:hyperlink>
       <w:r>
@@ -3012,23 +1459,7 @@
           <w:sz w:val="22"/>
           <w:szCs w:val="22"/>
         </w:rPr>
-        <w:t xml:space="preserve"> approval online with Hero FinCorp.</w:t>
-      </w:r>
-    </w:p>
-    <w:p>
-      <w:pPr>
-        <w:spacing w:after="100" w:before="160"/>
-      </w:pPr>
-      <w:r>
-        <w:rPr>
-          <w:rFonts w:ascii="Calibri" w:cs="Calibri" w:eastAsia="Calibri" w:hAnsi="Calibri"/>
-          <w:i/>
-          <w:iCs/>
-          <w:color w:val="A33A1F"/>
-          <w:sz w:val="17"/>
-          <w:szCs w:val="17"/>
-        </w:rPr>
-        <w:t xml:space="preserve">[New section: Conclusion. Brief: wrap-up plus soft CTA, about 60 words, keyword "cibil suit filed".]</w:t>
+        <w:t xml:space="preserve"> can look at you afresh.</w:t>
       </w:r>
     </w:p>
     <w:p>
@@ -3045,70 +1476,7 @@
           <w:sz w:val="30"/>
           <w:szCs w:val="30"/>
         </w:rPr>
-        <w:t xml:space="preserve">Conclusion</w:t>
-      </w:r>
-    </w:p>
-    <w:p>
-      <w:pPr>
-        <w:spacing w:after="160" w:line="300"/>
-      </w:pPr>
-      <w:r>
-        <w:rPr>
-          <w:rFonts w:ascii="Calibri" w:cs="Calibri" w:eastAsia="Calibri" w:hAnsi="Calibri"/>
-          <w:color w:val="1A1A1A"/>
-          <w:sz w:val="22"/>
-          <w:szCs w:val="22"/>
-        </w:rPr>
-        <w:t xml:space="preserve">A CIBIL suit filed remark isn't a verdict, but it won't leave on its own. Pull the report, find the account, clear or settle it, collect the closure letter and raise the dispute, then check the report again in 30 days. That sequence takes a month or two if the lender cooperates, and it is the only thing that gets the flag off; every loan you apply for in the meantime is priced against it.</w:t>
-      </w:r>
-    </w:p>
-    <w:p>
-      <w:pPr>
-        <w:pStyle w:val="Heading2"/>
-        <w:spacing w:after="160" w:before="400"/>
-      </w:pPr>
-      <w:r>
-        <w:rPr>
-          <w:rFonts w:ascii="Calibri" w:cs="Calibri" w:eastAsia="Calibri" w:hAnsi="Calibri"/>
-          <w:b/>
-          <w:bCs/>
-          <w:color w:val="0F2E4C"/>
-          <w:sz w:val="30"/>
-          <w:szCs w:val="30"/>
-        </w:rPr>
         <w:t xml:space="preserve">Frequently Asked Questions</w:t>
-      </w:r>
-    </w:p>
-    <w:p>
-      <w:pPr>
-        <w:spacing w:after="100" w:before="160"/>
-      </w:pPr>
-      <w:r>
-        <w:rPr>
-          <w:rFonts w:ascii="Calibri" w:cs="Calibri" w:eastAsia="Calibri" w:hAnsi="Calibri"/>
-          <w:i/>
-          <w:iCs/>
-          <w:color w:val="A33A1F"/>
-          <w:sz w:val="17"/>
-          <w:szCs w:val="17"/>
-        </w:rPr>
-        <w:t xml:space="preserve">[Editor note: Existing FAQs 1 and 3 are folded into the new FAQs below, which ask the same questions in the brief's wording; existing FAQ 2 stays.]</w:t>
-      </w:r>
-    </w:p>
-    <w:p>
-      <w:pPr>
-        <w:spacing w:after="100" w:before="160"/>
-      </w:pPr>
-      <w:r>
-        <w:rPr>
-          <w:rFonts w:ascii="Calibri" w:cs="Calibri" w:eastAsia="Calibri" w:hAnsi="Calibri"/>
-          <w:i/>
-          <w:iCs/>
-          <w:color w:val="A33A1F"/>
-          <w:sz w:val="17"/>
-          <w:szCs w:val="17"/>
-        </w:rPr>
-        <w:t xml:space="preserve">[New section: six new FAQs from the brief.]</w:t>
       </w:r>
     </w:p>
     <w:p>
@@ -3139,7 +1507,7 @@
           <w:sz w:val="22"/>
           <w:szCs w:val="22"/>
         </w:rPr>
-        <w:t xml:space="preserve">It's an account status showing your lender has started legal proceedings to recover overdue dues, reported to TransUnion CIBIL along with the date and the amount. There may be no ruling yet; the entry only says a case exists.</w:t>
+        <w:t xml:space="preserve">An account status showing your lender has started legal proceedings to recover overdue dues, reported to TransUnion CIBIL with the date and amount. A case exists; that is all it says.</w:t>
       </w:r>
     </w:p>
     <w:p>
@@ -3170,7 +1538,7 @@
           <w:sz w:val="22"/>
           <w:szCs w:val="22"/>
         </w:rPr>
-        <w:t xml:space="preserve">Yes, though indirectly. CIBIL doesn't deduct a fixed number of points for the remark itself; the score falls because of the months of non-payment that led to it, and it stays low while the balance sits unpaid. Then the flag does separate damage. Many lenders decline any report carrying it, whatever the score says. So the account has to be fixed before the score can be.</w:t>
+        <w:t xml:space="preserve">Indirectly, yes. CIBIL doesn't deduct fixed points for the remark; the score falls because of the months of non-payment behind it, and then the flag does separate damage, since many lenders decline any report carrying it.</w:t>
       </w:r>
     </w:p>
     <w:p>
@@ -3201,23 +1569,7 @@
           <w:sz w:val="22"/>
           <w:szCs w:val="22"/>
         </w:rPr>
-        <w:t xml:space="preserve">No. CIBIL needs confirmation from your lender before making corrections. The process typically takes up to one month.</w:t>
-      </w:r>
-    </w:p>
-    <w:p>
-      <w:pPr>
-        <w:spacing w:after="100" w:before="160"/>
-      </w:pPr>
-      <w:r>
-        <w:rPr>
-          <w:rFonts w:ascii="Calibri" w:cs="Calibri" w:eastAsia="Calibri" w:hAnsi="Calibri"/>
-          <w:i/>
-          <w:iCs/>
-          <w:color w:val="A33A1F"/>
-          <w:sz w:val="17"/>
-          <w:szCs w:val="17"/>
-        </w:rPr>
-        <w:t xml:space="preserve">[New section: remaining new FAQs.]</w:t>
+        <w:t xml:space="preserve">No. CIBIL confirms with your lender before correcting anything. It typically takes up to a month.</w:t>
       </w:r>
     </w:p>
     <w:p>
@@ -3248,7 +1600,7 @@
           <w:sz w:val="22"/>
           <w:szCs w:val="22"/>
         </w:rPr>
-        <w:t xml:space="preserve">Suit filed means the lender is still chasing the money through the courts. Written-off means it has stopped expecting to recover it in its accounts, usually after 180 days of non-payment. One account can carry both, and both stay until you clear the dues.</w:t>
+        <w:t xml:space="preserve">Suit filed means the lender is still chasing the money through the courts. Written-off means it has stopped expecting to recover it. That usually follows 180 days unpaid. One account can carry both.</w:t>
       </w:r>
     </w:p>
     <w:p>
@@ -3279,7 +1631,7 @@
           <w:sz w:val="22"/>
           <w:szCs w:val="22"/>
         </w:rPr>
-        <w:t xml:space="preserve">It's rare, and the terms are poor when it happens. Most lenders' policies treat the remark as an automatic decline; the few that lend price for it, and price hard. Clear the dues and get the entry updated first; approvals and rates improve within one or two reporting cycles.</w:t>
+        <w:t xml:space="preserve">It's rare, and the terms are poor when it happens. Most lenders treat the remark as an automatic decline. Clear the dues and get the entry updated first; approvals improve within one or two reporting cycles.</w:t>
       </w:r>
     </w:p>
     <w:p>
@@ -3310,7 +1662,7 @@
           <w:sz w:val="22"/>
           <w:szCs w:val="22"/>
         </w:rPr>
-        <w:t xml:space="preserve">Your CIBIL report with the entry marked, the No Dues Certificate or loan closure letter from the lender, proof of the final payment or the settlement letter, and your PAN. If the lender filed the suit in error, add the written communication that says so. CIBIL confirms with the lender before changing anything.</w:t>
+        <w:t xml:space="preserve">Your CIBIL report with the entry marked, the No Dues Certificate or closure letter, proof of the final payment or the settlement letter, and your PAN. If the suit was filed in error, add the lender's letter saying so.</w:t>
       </w:r>
     </w:p>
     <w:p>
@@ -3341,7 +1693,7 @@
           <w:sz w:val="22"/>
           <w:szCs w:val="22"/>
         </w:rPr>
-        <w:t xml:space="preserve">Pay or settle the account with the lender, take a No Dues Certificate, then raise a dispute on cibil.com under Credit Report Help and attach the certificate. Your lender has 21 days to confirm and CIBIL nine more to update. Past 30 days, RBI's compensation rule pays you Rs 100 a day for the delay.</w:t>
+        <w:t xml:space="preserve">Pay or settle the account, take a No Dues Certificate, then raise a dispute on cibil.com and attach it. Your lender has 21 days to confirm and CIBIL nine more; past 30 days, RBI's compensation rule pays you Rs 100 a day.</w:t>
       </w:r>
     </w:p>
     <w:sectPr>
@@ -3550,6 +1902,12 @@
   </w:num>
   <w:num w:numId="2">
     <w:abstractNumId w:val="2"/>
+    <w:lvlOverride w:ilvl="0">
+      <w:startOverride w:val="1"/>
+    </w:lvlOverride>
+  </w:num>
+  <w:num w:numId="3">
+    <w:abstractNumId w:val="3"/>
     <w:lvlOverride w:ilvl="0">
       <w:startOverride w:val="1"/>
     </w:lvlOverride>

--- a/blog/herofincorp/suit-filed-cibil/What Is Suit Filed and How to Remove It in CIBIL Report.docx
+++ b/blog/herofincorp/suit-filed-cibil/What Is Suit Filed and How to Remove It in CIBIL Report.docx
@@ -30,7 +30,7 @@
           <w:sz w:val="22"/>
           <w:szCs w:val="22"/>
         </w:rPr>
-        <w:t xml:space="preserve">Imagine applying for a personal loan and spotting "Suit Filed" next to your name in your credit report. Many borrowers see the tag only after a rejection. It means a bank or NBFC has started legal action over unpaid dues, and it isn't permanent. Here is what it means and how to get it off your report.</w:t>
+        <w:t xml:space="preserve">Imagine applying for a loan and spotting "Suit Filed" beside your name. Most borrowers see it only after a rejection. It means a bank or NBFC has started legal action over unpaid dues, and it isn't permanent. Here's what it means and how to get it off your report.</w:t>
       </w:r>
     </w:p>
     <w:p>
@@ -84,7 +84,7 @@
         <w:spacing w:after="300"/>
         <w:jc w:val="center"/>
       </w:pPr>
-      <w:hyperlink w:history="1" r:id="rIdhwcyn_nrk91nl0nxrd0d-">
+      <w:hyperlink w:history="1" r:id="rIdxw-h6v8zer2abuu1va_sv">
         <w:r>
           <w:rPr>
             <w:rFonts w:ascii="Calibri" w:cs="Calibri" w:eastAsia="Calibri" w:hAnsi="Calibri"/>
@@ -110,7 +110,7 @@
         </w:rPr>
         <w:t xml:space="preserve">To Avail Personal Loan </w:t>
       </w:r>
-      <w:hyperlink w:history="1" r:id="rId3orybdwx7l4otjndxpgfu">
+      <w:hyperlink w:history="1" r:id="rIdlqnc3fwe5yr0evul3c-j_">
         <w:r>
           <w:rPr>
             <w:rFonts w:ascii="Calibri" w:cs="Calibri" w:eastAsia="Calibri" w:hAnsi="Calibri"/>
@@ -153,7 +153,7 @@
         </w:rPr>
         <w:t xml:space="preserve">"Suit Filed" means your </w:t>
       </w:r>
-      <w:hyperlink w:history="1" r:id="rIduehxomcb7n2rogbdlk_yy">
+      <w:hyperlink w:history="1" r:id="rIdzoudfxxcxfzmscdhjbjbh">
         <w:r>
           <w:rPr>
             <w:rFonts w:ascii="Calibri" w:cs="Calibri" w:eastAsia="Calibri" w:hAnsi="Calibri"/>
@@ -172,7 +172,7 @@
           <w:sz w:val="22"/>
           <w:szCs w:val="22"/>
         </w:rPr>
-        <w:t xml:space="preserve"> has filed a case to recover unpaid dues and reported it to TransUnion CIBIL, with the date and the amount. Miss several EMIs, ignore the reminders, and the lender can report the account this way; the entry then stays until it's cleared. There may be no ruling yet. Only a case exists.</w:t>
+        <w:t xml:space="preserve"> has filed a case to recover unpaid dues and reported it to TransUnion CIBIL, with the date and the amount. Miss several EMIs and ignore the reminders, and the lender can report the account this way. The entry stays until it's cleared. There may be no ruling yet. Only a case exists.</w:t>
       </w:r>
     </w:p>
     <w:p>
@@ -222,7 +222,7 @@
           <w:sz w:val="22"/>
           <w:szCs w:val="22"/>
         </w:rPr>
-        <w:t xml:space="preserve">Months of missed payments sit behind it, and they've already dragged the score down, usually well under the 700 most lenders want.</w:t>
+        <w:t xml:space="preserve">Months of missed payments sit behind it, and they've already dragged the score under the 700 most lenders want.</w:t>
       </w:r>
     </w:p>
     <w:p>
@@ -241,7 +241,7 @@
           <w:sz w:val="22"/>
           <w:szCs w:val="22"/>
         </w:rPr>
-        <w:t xml:space="preserve">Because the flag sits in the account status, a lender's policy filter can decline you before anyone looks at the score.</w:t>
+        <w:t xml:space="preserve">The flag sits in the account status, so a lender's policy filter can decline you before a human being ever looks at the score itself.</w:t>
       </w:r>
     </w:p>
     <w:p>
@@ -260,7 +260,7 @@
           <w:sz w:val="22"/>
           <w:szCs w:val="22"/>
         </w:rPr>
-        <w:t xml:space="preserve">Any credit that does come is priced for the risk, so higher rates and lower limits, and it all stays until the lender updates it, however long you wait.</w:t>
+        <w:t xml:space="preserve">Any credit that does come is priced for the risk, and it all stays until the lender updates the record.</w:t>
       </w:r>
     </w:p>
     <w:p>
@@ -291,7 +291,7 @@
           <w:sz w:val="22"/>
           <w:szCs w:val="22"/>
         </w:rPr>
-        <w:t xml:space="preserve">Each account's 'Suit Filed / Wilful Default' field carries one of four values. Written off and settled sit in a separate field, which is why suit filed, wilful default and written off turn up together on one report and mean three different things.</w:t>
+        <w:t xml:space="preserve">Each account's 'Suit Filed / Wilful Default' field carries one of four values, while written off and settled sit in a field of their own. That is why suit filed, wilful default and written off can turn up together on a single report and still mean three different things.</w:t>
       </w:r>
     </w:p>
     <w:tbl>
@@ -470,7 +470,7 @@
                 <w:sz w:val="20"/>
                 <w:szCs w:val="20"/>
               </w:rPr>
-              <w:t xml:space="preserve">A recovery case has been filed, in a civil court, a Lok Adalat or a Debt Recovery Tribunal (dues of Rs 20 lakh and above).</w:t>
+              <w:t xml:space="preserve">A recovery case has been filed in a civil court or a Lok Adalat, or before a Debt Recovery Tribunal where dues reach Rs 20 lakh.</w:t>
             </w:r>
           </w:p>
         </w:tc>
@@ -522,7 +522,7 @@
                 <w:sz w:val="20"/>
                 <w:szCs w:val="20"/>
               </w:rPr>
-              <w:t xml:space="preserve">You could pay and didn't, or diverted the funds; needs a committee process under RBI's 2024 directions and applies from Rs 25 lakh.</w:t>
+              <w:t xml:space="preserve">You could pay and didn't, or diverted the funds. Needs a committee process under RBI's 2024 directions, from Rs 25 lakh up.</w:t>
             </w:r>
           </w:p>
         </w:tc>
@@ -618,7 +618,7 @@
         </w:rPr>
         <w:t xml:space="preserve">Log in at </w:t>
       </w:r>
-      <w:hyperlink w:history="1" r:id="rIdu5mamxi5tyam3vxchkh2u">
+      <w:hyperlink w:history="1" r:id="rIdxueyvlrue397qdxpktgp8">
         <w:r>
           <w:rPr>
             <w:rFonts w:ascii="Calibri" w:cs="Calibri" w:eastAsia="Calibri" w:hAnsi="Calibri"/>
@@ -637,7 +637,7 @@
           <w:sz w:val="22"/>
           <w:szCs w:val="22"/>
         </w:rPr>
-        <w:t xml:space="preserve"> and download your report. Read the status field on each account. Then:</w:t>
+        <w:t xml:space="preserve">, download the report, and read the status field on every account listed before doing anything else. Then:</w:t>
       </w:r>
     </w:p>
     <w:p>
@@ -691,7 +691,7 @@
         <w:spacing w:after="300"/>
         <w:jc w:val="center"/>
       </w:pPr>
-      <w:hyperlink w:history="1" r:id="rIdeuzxq_psf5krwqrmfttzb">
+      <w:hyperlink w:history="1" r:id="rIdz11rfhyljieqzwpz6pgey">
         <w:r>
           <w:rPr>
             <w:rFonts w:ascii="Calibri" w:cs="Calibri" w:eastAsia="Calibri" w:hAnsi="Calibri"/>
@@ -720,7 +720,7 @@
           <w:sz w:val="22"/>
           <w:szCs w:val="22"/>
         </w:rPr>
-        <w:t xml:space="preserve">Note the lender, the filing date and the amount.</w:t>
+        <w:t xml:space="preserve">Note down the lender, the filing date and the amount claimed.</w:t>
       </w:r>
     </w:p>
     <w:p>
@@ -739,7 +739,7 @@
           <w:sz w:val="22"/>
           <w:szCs w:val="22"/>
         </w:rPr>
-        <w:t xml:space="preserve">Ask the lender's recovery desk whether the case is active and what the exact balance is, penalties included.</w:t>
+        <w:t xml:space="preserve">Ask the recovery desk whether the case is still active and what the balance comes to once penalties and legal costs have been added on top.</w:t>
       </w:r>
     </w:p>
     <w:p>
@@ -758,9 +758,9 @@
           <w:sz w:val="22"/>
           <w:szCs w:val="22"/>
         </w:rPr>
-        <w:t xml:space="preserve">Repay in full or agree a </w:t>
-      </w:r>
-      <w:hyperlink w:history="1" r:id="rIdnfegwacmaazkufib87uof">
+        <w:t xml:space="preserve">Repay in full, or agree a </w:t>
+      </w:r>
+      <w:hyperlink w:history="1" r:id="rIdcj31mi1hsv0-ubjhnnwnq">
         <w:r>
           <w:rPr>
             <w:rFonts w:ascii="Calibri" w:cs="Calibri" w:eastAsia="Calibri" w:hAnsi="Calibri"/>
@@ -779,7 +779,7 @@
           <w:sz w:val="22"/>
           <w:szCs w:val="22"/>
         </w:rPr>
-        <w:t xml:space="preserve">, in writing.</w:t>
+        <w:t xml:space="preserve"> and get every term of it down in writing before any money moves.</w:t>
       </w:r>
     </w:p>
     <w:p>
@@ -798,7 +798,7 @@
           <w:sz w:val="22"/>
           <w:szCs w:val="22"/>
         </w:rPr>
-        <w:t xml:space="preserve">Collect a No Dues Certificate or closure letter; it's the evidence CIBIL needs.</w:t>
+        <w:t xml:space="preserve">Collect a No Dues Certificate or closure letter, because that document is the evidence CIBIL needs before it touches the entry.</w:t>
       </w:r>
     </w:p>
     <w:p>
@@ -817,7 +817,7 @@
           <w:sz w:val="22"/>
           <w:szCs w:val="22"/>
         </w:rPr>
-        <w:t xml:space="preserve">Raise a dispute on cibil.com under Credit Report Help and attach it.</w:t>
+        <w:t xml:space="preserve">Raise a dispute on cibil.com under Credit Report Help and attach that certificate to it.</w:t>
       </w:r>
     </w:p>
     <w:p>
@@ -829,7 +829,7 @@
         </w:numPr>
         <w:spacing w:after="120" w:line="300"/>
       </w:pPr>
-      <w:hyperlink w:history="1" r:id="rIdw24bbsrlpzly7ze_ek-km">
+      <w:hyperlink w:history="1" r:id="rIdgfer2kfgj4x3ygewstox6">
         <w:r>
           <w:rPr>
             <w:rFonts w:ascii="Calibri" w:cs="Calibri" w:eastAsia="Calibri" w:hAnsi="Calibri"/>
@@ -848,7 +848,7 @@
           <w:sz w:val="22"/>
           <w:szCs w:val="22"/>
         </w:rPr>
-        <w:t xml:space="preserve"> after 30 days; the lender has 21 days to confirm and CIBIL nine more. Still wrong? Escalate to the lender's grievance officer, then a credit lawyer.</w:t>
+        <w:t xml:space="preserve"> after 30 days, since the lender gets 21 days to confirm and CIBIL nine more. Still wrong? Escalate to the grievance officer, then a credit lawyer.</w:t>
       </w:r>
     </w:p>
     <w:p>
@@ -1114,7 +1114,7 @@
                 <w:sz w:val="20"/>
                 <w:szCs w:val="20"/>
               </w:rPr>
-              <w:t xml:space="preserve">Active default; usually an automatic decline.</w:t>
+              <w:t xml:space="preserve">An active default, and usually an automatic decline.</w:t>
             </w:r>
           </w:p>
         </w:tc>
@@ -1191,7 +1191,7 @@
                 <w:sz w:val="20"/>
                 <w:szCs w:val="20"/>
               </w:rPr>
-              <w:t xml:space="preserve">Yes; recovery can continue</w:t>
+              <w:t xml:space="preserve">Yes, recovery can continue</w:t>
             </w:r>
           </w:p>
         </w:tc>
@@ -1216,7 +1216,7 @@
                 <w:sz w:val="20"/>
                 <w:szCs w:val="20"/>
               </w:rPr>
-              <w:t xml:space="preserve">Serious; some lenders reconsider once it's paid.</w:t>
+              <w:t xml:space="preserve">Serious. Some lenders reconsider once it's paid.</w:t>
             </w:r>
           </w:p>
         </w:tc>
@@ -1318,7 +1318,7 @@
                 <w:sz w:val="20"/>
                 <w:szCs w:val="20"/>
               </w:rPr>
-              <w:t xml:space="preserve">Negative, but the softest of the three.</w:t>
+              <w:t xml:space="preserve">Negative, though the softest of the three.</w:t>
             </w:r>
           </w:p>
         </w:tc>
@@ -1343,7 +1343,7 @@
           <w:sz w:val="22"/>
           <w:szCs w:val="22"/>
         </w:rPr>
-        <w:t xml:space="preserve">Order matters here. Suit filed accounts can later show written-off, and a written-off account can end as 'Post (WO) Settled' once you pay part of what was owed. Only full payment gets you to 'Closed' with no remarks. Settled clears the debt but leaves the record.</w:t>
+        <w:t xml:space="preserve">Order matters here. Suit filed accounts can later show written-off, and a written-off one can end as 'Post (WO) Settled' once you pay part of it. Only full payment gets you to 'Closed' with no remarks. Settled clears the debt but leaves the record.</w:t>
       </w:r>
     </w:p>
     <w:p>
@@ -1397,7 +1397,7 @@
         <w:spacing w:after="300"/>
         <w:jc w:val="center"/>
       </w:pPr>
-      <w:hyperlink w:history="1" r:id="rIdaluiw7v6xxixvr93rfs_e">
+      <w:hyperlink w:history="1" r:id="rIdcefkv6w4krhtzf3y-ombb">
         <w:r>
           <w:rPr>
             <w:rFonts w:ascii="Calibri" w:cs="Calibri" w:eastAsia="Calibri" w:hAnsi="Calibri"/>
@@ -1438,9 +1438,9 @@
           <w:sz w:val="22"/>
           <w:szCs w:val="22"/>
         </w:rPr>
-        <w:t xml:space="preserve">A CIBIL suit filed remark isn't a verdict. It won't leave on its own, either. Pull the report, clear or settle the account, collect the closure letter and raise the dispute, then check again in 30 days, which is a month or two of work if the lender cooperates, and every loan you apply for meanwhile is priced against the flag. Once it's gone, </w:t>
-      </w:r>
-      <w:hyperlink w:history="1" r:id="rId_pi5blc0nphbka1tm9165">
+        <w:t xml:space="preserve">A CIBIL suit filed remark isn't a verdict. It won't leave on its own, either. Pull the report. Clear or settle the account. Collect the closure letter, raise the dispute, then check again in 30 days. Expect a month or two if the lender cooperates, and remember that every loan you apply for meanwhile is priced against the flag. Once it's gone, </w:t>
+      </w:r>
+      <w:hyperlink w:history="1" r:id="rId4duaoh_odwob4tigianel">
         <w:r>
           <w:rPr>
             <w:rFonts w:ascii="Calibri" w:cs="Calibri" w:eastAsia="Calibri" w:hAnsi="Calibri"/>
@@ -1507,7 +1507,7 @@
           <w:sz w:val="22"/>
           <w:szCs w:val="22"/>
         </w:rPr>
-        <w:t xml:space="preserve">An account status showing your lender has started legal proceedings to recover overdue dues, reported to TransUnion CIBIL with the date and amount. A case exists; that is all it says.</w:t>
+        <w:t xml:space="preserve">An account status showing your lender has begun legal proceedings to recover overdue dues, reported to TransUnion CIBIL with the date and the amount. A case exists. That's all.</w:t>
       </w:r>
     </w:p>
     <w:p>
@@ -1538,7 +1538,7 @@
           <w:sz w:val="22"/>
           <w:szCs w:val="22"/>
         </w:rPr>
-        <w:t xml:space="preserve">Indirectly, yes. CIBIL doesn't deduct fixed points for the remark; the score falls because of the months of non-payment behind it, and then the flag does separate damage, since many lenders decline any report carrying it.</w:t>
+        <w:t xml:space="preserve">Indirectly, yes. CIBIL deducts no fixed points for the remark itself, but the score falls because of the months of non-payment sitting behind it, and then the flag does separate damage, since many lenders decline any report carrying one.</w:t>
       </w:r>
     </w:p>
     <w:p>
@@ -1569,7 +1569,7 @@
           <w:sz w:val="22"/>
           <w:szCs w:val="22"/>
         </w:rPr>
-        <w:t xml:space="preserve">No. CIBIL confirms with your lender before correcting anything. It typically takes up to a month.</w:t>
+        <w:t xml:space="preserve">No. CIBIL confirms with your lender before correcting anything, and that back-and-forth typically takes up to a month from the day you raise it.</w:t>
       </w:r>
     </w:p>
     <w:p>
@@ -1600,7 +1600,7 @@
           <w:sz w:val="22"/>
           <w:szCs w:val="22"/>
         </w:rPr>
-        <w:t xml:space="preserve">Suit filed means the lender is still chasing the money through the courts. Written-off means it has stopped expecting to recover it. That usually follows 180 days unpaid. One account can carry both.</w:t>
+        <w:t xml:space="preserve">Suit filed means the lender is still chasing the money through the courts. Written-off means it has given up expecting to recover it, usually after 180 days unpaid. One account can carry both.</w:t>
       </w:r>
     </w:p>
     <w:p>
@@ -1631,7 +1631,7 @@
           <w:sz w:val="22"/>
           <w:szCs w:val="22"/>
         </w:rPr>
-        <w:t xml:space="preserve">It's rare, and the terms are poor when it happens. Most lenders treat the remark as an automatic decline. Clear the dues and get the entry updated first; approvals improve within one or two reporting cycles.</w:t>
+        <w:t xml:space="preserve">It's rare, and the terms are poor when it happens, because most lenders treat the remark as an automatic decline rather than something to weigh up. Clear the dues first.</w:t>
       </w:r>
     </w:p>
     <w:p>
@@ -1662,7 +1662,7 @@
           <w:sz w:val="22"/>
           <w:szCs w:val="22"/>
         </w:rPr>
-        <w:t xml:space="preserve">Your CIBIL report with the entry marked, the No Dues Certificate or closure letter, proof of the final payment or the settlement letter, and your PAN. If the suit was filed in error, add the lender's letter saying so.</w:t>
+        <w:t xml:space="preserve">You'll need the CIBIL report with the entry marked, the No Dues Certificate or closure letter, plus proof of payment and your PAN. If the suit was filed in error, add the lender's letter saying so.</w:t>
       </w:r>
     </w:p>
     <w:p>
@@ -1693,7 +1693,7 @@
           <w:sz w:val="22"/>
           <w:szCs w:val="22"/>
         </w:rPr>
-        <w:t xml:space="preserve">Pay or settle the account, take a No Dues Certificate, then raise a dispute on cibil.com and attach it. Your lender has 21 days to confirm and CIBIL nine more; past 30 days, RBI's compensation rule pays you Rs 100 a day.</w:t>
+        <w:t xml:space="preserve">Pay or settle the account, take a No Dues Certificate, then raise a dispute on cibil.com and attach it. Your lender then has 21 days to confirm and CIBIL nine more, and past that 30-day mark RBI's compensation rule pays you Rs 100 a day for the delay.</w:t>
       </w:r>
     </w:p>
     <w:sectPr>

--- a/blog/herofincorp/suit-filed-cibil/What Is Suit Filed and How to Remove It in CIBIL Report.docx
+++ b/blog/herofincorp/suit-filed-cibil/What Is Suit Filed and How to Remove It in CIBIL Report.docx
@@ -84,7 +84,7 @@
         <w:spacing w:after="300"/>
         <w:jc w:val="center"/>
       </w:pPr>
-      <w:hyperlink w:history="1" r:id="rIdxw-h6v8zer2abuu1va_sv">
+      <w:hyperlink w:history="1" r:id="rIdaxcrktqx33jfdsabxf1f-">
         <w:r>
           <w:rPr>
             <w:rFonts w:ascii="Calibri" w:cs="Calibri" w:eastAsia="Calibri" w:hAnsi="Calibri"/>
@@ -110,7 +110,7 @@
         </w:rPr>
         <w:t xml:space="preserve">To Avail Personal Loan </w:t>
       </w:r>
-      <w:hyperlink w:history="1" r:id="rIdlqnc3fwe5yr0evul3c-j_">
+      <w:hyperlink w:history="1" r:id="rIdspjwe16zqs_q2zfo-snr-">
         <w:r>
           <w:rPr>
             <w:rFonts w:ascii="Calibri" w:cs="Calibri" w:eastAsia="Calibri" w:hAnsi="Calibri"/>
@@ -153,7 +153,7 @@
         </w:rPr>
         <w:t xml:space="preserve">"Suit Filed" means your </w:t>
       </w:r>
-      <w:hyperlink w:history="1" r:id="rIdzoudfxxcxfzmscdhjbjbh">
+      <w:hyperlink w:history="1" r:id="rIdd3gumgargcm0zkxzfrvtx">
         <w:r>
           <w:rPr>
             <w:rFonts w:ascii="Calibri" w:cs="Calibri" w:eastAsia="Calibri" w:hAnsi="Calibri"/>
@@ -618,7 +618,7 @@
         </w:rPr>
         <w:t xml:space="preserve">Log in at </w:t>
       </w:r>
-      <w:hyperlink w:history="1" r:id="rIdxueyvlrue397qdxpktgp8">
+      <w:hyperlink w:history="1" r:id="rIdhofkgan50u1nfzbk9mhem">
         <w:r>
           <w:rPr>
             <w:rFonts w:ascii="Calibri" w:cs="Calibri" w:eastAsia="Calibri" w:hAnsi="Calibri"/>
@@ -637,7 +637,7 @@
           <w:sz w:val="22"/>
           <w:szCs w:val="22"/>
         </w:rPr>
-        <w:t xml:space="preserve">, download the report, and read the status field on every account listed before doing anything else. Then:</w:t>
+        <w:t xml:space="preserve">, download the report, and read the status field on every account listed. Then:</w:t>
       </w:r>
     </w:p>
     <w:p>
@@ -691,7 +691,7 @@
         <w:spacing w:after="300"/>
         <w:jc w:val="center"/>
       </w:pPr>
-      <w:hyperlink w:history="1" r:id="rIdz11rfhyljieqzwpz6pgey">
+      <w:hyperlink w:history="1" r:id="rId6aqnsz1tx5njf6h595_vr">
         <w:r>
           <w:rPr>
             <w:rFonts w:ascii="Calibri" w:cs="Calibri" w:eastAsia="Calibri" w:hAnsi="Calibri"/>
@@ -720,7 +720,7 @@
           <w:sz w:val="22"/>
           <w:szCs w:val="22"/>
         </w:rPr>
-        <w:t xml:space="preserve">Note down the lender, the filing date and the amount claimed.</w:t>
+        <w:t xml:space="preserve">Note the lender, the filing date and the amount claimed.</w:t>
       </w:r>
     </w:p>
     <w:p>
@@ -739,7 +739,7 @@
           <w:sz w:val="22"/>
           <w:szCs w:val="22"/>
         </w:rPr>
-        <w:t xml:space="preserve">Ask the recovery desk whether the case is still active and what the balance comes to once penalties and legal costs have been added on top.</w:t>
+        <w:t xml:space="preserve">The recovery desk can tell you whether the case is still active, and what the balance comes to with penalties and legal costs added.</w:t>
       </w:r>
     </w:p>
     <w:p>
@@ -760,7 +760,7 @@
         </w:rPr>
         <w:t xml:space="preserve">Repay in full, or agree a </w:t>
       </w:r>
-      <w:hyperlink w:history="1" r:id="rIdcj31mi1hsv0-ubjhnnwnq">
+      <w:hyperlink w:history="1" r:id="rIdc9mr0w8-enl0qlm9rc228">
         <w:r>
           <w:rPr>
             <w:rFonts w:ascii="Calibri" w:cs="Calibri" w:eastAsia="Calibri" w:hAnsi="Calibri"/>
@@ -798,7 +798,7 @@
           <w:sz w:val="22"/>
           <w:szCs w:val="22"/>
         </w:rPr>
-        <w:t xml:space="preserve">Collect a No Dues Certificate or closure letter, because that document is the evidence CIBIL needs before it touches the entry.</w:t>
+        <w:t xml:space="preserve">A No Dues Certificate or closure letter is the one piece of evidence CIBIL insists on before it will touch the entry, so don't leave the lender without it.</w:t>
       </w:r>
     </w:p>
     <w:p>
@@ -817,7 +817,7 @@
           <w:sz w:val="22"/>
           <w:szCs w:val="22"/>
         </w:rPr>
-        <w:t xml:space="preserve">Raise a dispute on cibil.com under Credit Report Help and attach that certificate to it.</w:t>
+        <w:t xml:space="preserve">Raise a dispute on cibil.com under Credit Report Help and attach that certificate.</w:t>
       </w:r>
     </w:p>
     <w:p>
@@ -829,7 +829,7 @@
         </w:numPr>
         <w:spacing w:after="120" w:line="300"/>
       </w:pPr>
-      <w:hyperlink w:history="1" r:id="rIdgfer2kfgj4x3ygewstox6">
+      <w:hyperlink w:history="1" r:id="rIdf61axpp72ujbingcu_zpn">
         <w:r>
           <w:rPr>
             <w:rFonts w:ascii="Calibri" w:cs="Calibri" w:eastAsia="Calibri" w:hAnsi="Calibri"/>
@@ -1397,7 +1397,7 @@
         <w:spacing w:after="300"/>
         <w:jc w:val="center"/>
       </w:pPr>
-      <w:hyperlink w:history="1" r:id="rIdcefkv6w4krhtzf3y-ombb">
+      <w:hyperlink w:history="1" r:id="rIdm2fdlalh5jmaauzt0qubi">
         <w:r>
           <w:rPr>
             <w:rFonts w:ascii="Calibri" w:cs="Calibri" w:eastAsia="Calibri" w:hAnsi="Calibri"/>
@@ -1440,7 +1440,7 @@
         </w:rPr>
         <w:t xml:space="preserve">A CIBIL suit filed remark isn't a verdict. It won't leave on its own, either. Pull the report. Clear or settle the account. Collect the closure letter, raise the dispute, then check again in 30 days. Expect a month or two if the lender cooperates, and remember that every loan you apply for meanwhile is priced against the flag. Once it's gone, </w:t>
       </w:r>
-      <w:hyperlink w:history="1" r:id="rId4duaoh_odwob4tigianel">
+      <w:hyperlink w:history="1" r:id="rIdp8yw3jqz4krnwdn6dzjfv">
         <w:r>
           <w:rPr>
             <w:rFonts w:ascii="Calibri" w:cs="Calibri" w:eastAsia="Calibri" w:hAnsi="Calibri"/>
